--- a/Module 1/Module 1.docx
+++ b/Module 1/Module 1.docx
@@ -23,6 +23,70 @@
       <w:pPr>
         <w:rPr>
           <w:rFonts w:hint="default"/>
+          <w:lang w:val="en-US"/>
+        </w:rPr>
+      </w:pPr>
+    </w:p>
+    <w:p>
+      <w:pPr>
+        <w:rPr>
+          <w:rFonts w:hint="default"/>
+          <w:lang w:val="en-US"/>
+        </w:rPr>
+      </w:pPr>
+    </w:p>
+    <w:p>
+      <w:pPr>
+        <w:rPr>
+          <w:rFonts w:hint="default"/>
+          <w:lang w:val="en-US"/>
+        </w:rPr>
+      </w:pPr>
+    </w:p>
+    <w:p>
+      <w:pPr>
+        <w:rPr>
+          <w:rFonts w:hint="default"/>
+          <w:lang w:val="en-US"/>
+        </w:rPr>
+      </w:pPr>
+    </w:p>
+    <w:p>
+      <w:pPr>
+        <w:rPr>
+          <w:rFonts w:hint="default"/>
+          <w:lang w:val="en-US"/>
+        </w:rPr>
+      </w:pPr>
+    </w:p>
+    <w:p>
+      <w:pPr>
+        <w:rPr>
+          <w:rFonts w:hint="default"/>
+          <w:lang w:val="en-US"/>
+        </w:rPr>
+      </w:pPr>
+    </w:p>
+    <w:p>
+      <w:pPr>
+        <w:rPr>
+          <w:rFonts w:hint="default"/>
+          <w:lang w:val="en-US"/>
+        </w:rPr>
+      </w:pPr>
+    </w:p>
+    <w:p>
+      <w:pPr>
+        <w:rPr>
+          <w:rFonts w:hint="default"/>
+          <w:lang w:val="en-US"/>
+        </w:rPr>
+      </w:pPr>
+    </w:p>
+    <w:p>
+      <w:pPr>
+        <w:rPr>
+          <w:rFonts w:hint="default"/>
           <w:b/>
           <w:bCs/>
           <w:sz w:val="28"/>
@@ -54,9 +118,33 @@
         </w:rPr>
       </w:pPr>
     </w:p>
+    <w:p>
+      <w:pPr>
+        <w:rPr>
+          <w:rFonts w:hint="default"/>
+          <w:b/>
+          <w:bCs/>
+          <w:sz w:val="28"/>
+          <w:szCs w:val="28"/>
+          <w:lang w:val="en-US"/>
+        </w:rPr>
+      </w:pPr>
+    </w:p>
+    <w:p>
+      <w:pPr>
+        <w:rPr>
+          <w:rFonts w:hint="default"/>
+          <w:b/>
+          <w:bCs/>
+          <w:sz w:val="28"/>
+          <w:szCs w:val="28"/>
+          <w:lang w:val="en-US"/>
+        </w:rPr>
+      </w:pPr>
+    </w:p>
     <w:tbl>
       <w:tblPr>
-        <w:tblStyle w:val="8"/>
+        <w:tblStyle w:val="10"/>
         <w:tblW w:w="8860" w:type="dxa"/>
         <w:tblInd w:w="0" w:type="dxa"/>
         <w:tblBorders>
@@ -69,7 +157,9 @@
         </w:tblBorders>
         <w:tblLayout w:type="autofit"/>
         <w:tblCellMar>
+          <w:top w:w="0" w:type="dxa"/>
           <w:left w:w="108" w:type="dxa"/>
+          <w:bottom w:w="0" w:type="dxa"/>
           <w:right w:w="108" w:type="dxa"/>
         </w:tblCellMar>
       </w:tblPr>
@@ -87,6 +177,12 @@
             <w:insideH w:val="single" w:color="auto" w:sz="4" w:space="0"/>
             <w:insideV w:val="single" w:color="auto" w:sz="4" w:space="0"/>
           </w:tblBorders>
+          <w:tblCellMar>
+            <w:top w:w="0" w:type="dxa"/>
+            <w:left w:w="108" w:type="dxa"/>
+            <w:bottom w:w="0" w:type="dxa"/>
+            <w:right w:w="108" w:type="dxa"/>
+          </w:tblCellMar>
         </w:tblPrEx>
         <w:trPr>
           <w:trHeight w:val="1073" w:hRule="atLeast"/>
@@ -97,6 +193,7 @@
           </w:tcPr>
           <w:p>
             <w:pPr>
+              <w:widowControl w:val="0"/>
               <w:numPr>
                 <w:ilvl w:val="0"/>
                 <w:numId w:val="1"/>
@@ -126,7 +223,9 @@
           </w:p>
           <w:p>
             <w:pPr>
-              <w:numPr>
+              <w:widowControl w:val="0"/>
+              <w:numPr>
+                <w:ilvl w:val="0"/>
                 <w:numId w:val="0"/>
               </w:numPr>
               <w:ind w:leftChars="0"/>
@@ -148,6 +247,7 @@
           </w:tcPr>
           <w:p>
             <w:pPr>
+              <w:widowControl w:val="0"/>
               <w:numPr>
                 <w:ilvl w:val="0"/>
                 <w:numId w:val="1"/>
@@ -188,7 +288,9 @@
             <w:insideV w:val="single" w:color="auto" w:sz="4" w:space="0"/>
           </w:tblBorders>
           <w:tblCellMar>
+            <w:top w:w="0" w:type="dxa"/>
             <w:left w:w="108" w:type="dxa"/>
+            <w:bottom w:w="0" w:type="dxa"/>
             <w:right w:w="108" w:type="dxa"/>
           </w:tblCellMar>
         </w:tblPrEx>
@@ -201,7 +303,9 @@
           </w:tcPr>
           <w:p>
             <w:pPr>
-              <w:numPr>
+              <w:widowControl w:val="0"/>
+              <w:numPr>
+                <w:ilvl w:val="0"/>
                 <w:numId w:val="0"/>
               </w:numPr>
               <w:ind w:leftChars="0"/>
@@ -218,6 +322,7 @@
           </w:p>
           <w:p>
             <w:pPr>
+              <w:widowControl w:val="0"/>
               <w:numPr>
                 <w:ilvl w:val="0"/>
                 <w:numId w:val="1"/>
@@ -252,6 +357,7 @@
           </w:tcPr>
           <w:p>
             <w:pPr>
+              <w:widowControl w:val="0"/>
               <w:numPr>
                 <w:ilvl w:val="0"/>
                 <w:numId w:val="1"/>
@@ -281,7 +387,9 @@
           </w:p>
           <w:p>
             <w:pPr>
-              <w:numPr>
+              <w:widowControl w:val="0"/>
+              <w:numPr>
+                <w:ilvl w:val="0"/>
                 <w:numId w:val="0"/>
               </w:numPr>
               <w:ind w:leftChars="0"/>
@@ -309,7 +417,9 @@
             <w:insideV w:val="single" w:color="auto" w:sz="4" w:space="0"/>
           </w:tblBorders>
           <w:tblCellMar>
+            <w:top w:w="0" w:type="dxa"/>
             <w:left w:w="108" w:type="dxa"/>
+            <w:bottom w:w="0" w:type="dxa"/>
             <w:right w:w="108" w:type="dxa"/>
           </w:tblCellMar>
         </w:tblPrEx>
@@ -322,6 +432,7 @@
           </w:tcPr>
           <w:p>
             <w:pPr>
+              <w:widowControl w:val="0"/>
               <w:numPr>
                 <w:ilvl w:val="0"/>
                 <w:numId w:val="1"/>
@@ -356,6 +467,7 @@
           </w:tcPr>
           <w:p>
             <w:pPr>
+              <w:widowControl w:val="0"/>
               <w:numPr>
                 <w:ilvl w:val="0"/>
                 <w:numId w:val="1"/>
@@ -433,8 +545,6 @@
           <w:lang w:val="en-US"/>
         </w:rPr>
       </w:pPr>
-      <w:bookmarkStart w:id="0" w:name="_GoBack"/>
-      <w:bookmarkEnd w:id="0"/>
     </w:p>
     <w:p>
       <w:pPr>
@@ -546,67 +656,7 @@
     </w:p>
     <w:p>
       <w:pPr>
-        <w:rPr>
-          <w:rFonts w:hint="default"/>
-          <w:b/>
-          <w:bCs/>
-          <w:sz w:val="28"/>
-          <w:szCs w:val="28"/>
-          <w:lang w:val="en-US"/>
-        </w:rPr>
-      </w:pPr>
-    </w:p>
-    <w:p>
-      <w:pPr>
-        <w:rPr>
-          <w:rFonts w:hint="default"/>
-          <w:b/>
-          <w:bCs/>
-          <w:sz w:val="28"/>
-          <w:szCs w:val="28"/>
-          <w:lang w:val="en-US"/>
-        </w:rPr>
-      </w:pPr>
-    </w:p>
-    <w:p>
-      <w:pPr>
-        <w:rPr>
-          <w:rFonts w:hint="default"/>
-          <w:b/>
-          <w:bCs/>
-          <w:sz w:val="28"/>
-          <w:szCs w:val="28"/>
-          <w:lang w:val="en-US"/>
-        </w:rPr>
-      </w:pPr>
-    </w:p>
-    <w:p>
-      <w:pPr>
-        <w:rPr>
-          <w:rFonts w:hint="default"/>
-          <w:b/>
-          <w:bCs/>
-          <w:sz w:val="28"/>
-          <w:szCs w:val="28"/>
-          <w:lang w:val="en-US"/>
-        </w:rPr>
-      </w:pPr>
-    </w:p>
-    <w:p>
-      <w:pPr>
-        <w:rPr>
-          <w:rFonts w:hint="default"/>
-          <w:b/>
-          <w:bCs/>
-          <w:sz w:val="28"/>
-          <w:szCs w:val="28"/>
-          <w:lang w:val="en-US"/>
-        </w:rPr>
-      </w:pPr>
-    </w:p>
-    <w:p>
-      <w:pPr>
-        <w:pStyle w:val="4"/>
+        <w:pStyle w:val="5"/>
         <w:numPr>
           <w:ilvl w:val="0"/>
           <w:numId w:val="2"/>
@@ -632,7 +682,22 @@
     </w:p>
     <w:p>
       <w:pPr>
+        <w:keepNext w:val="0"/>
+        <w:keepLines w:val="0"/>
+        <w:pageBreakBefore w:val="0"/>
+        <w:widowControl/>
+        <w:kinsoku/>
+        <w:wordWrap/>
+        <w:overflowPunct/>
+        <w:topLinePunct w:val="0"/>
+        <w:autoSpaceDE/>
+        <w:autoSpaceDN/>
+        <w:bidi w:val="0"/>
+        <w:adjustRightInd/>
+        <w:snapToGrid/>
+        <w:spacing w:line="26" w:lineRule="atLeast"/>
         <w:jc w:val="both"/>
+        <w:textAlignment w:val="auto"/>
         <w:rPr>
           <w:rFonts w:hint="default"/>
           <w:sz w:val="28"/>
@@ -652,23 +717,304 @@
     </w:p>
     <w:p>
       <w:pPr>
+        <w:keepNext w:val="0"/>
+        <w:keepLines w:val="0"/>
+        <w:pageBreakBefore w:val="0"/>
+        <w:widowControl/>
+        <w:kinsoku/>
+        <w:wordWrap/>
+        <w:overflowPunct/>
+        <w:topLinePunct w:val="0"/>
+        <w:autoSpaceDE/>
+        <w:autoSpaceDN/>
+        <w:bidi w:val="0"/>
+        <w:adjustRightInd/>
+        <w:snapToGrid/>
+        <w:spacing w:line="26" w:lineRule="atLeast"/>
         <w:jc w:val="both"/>
-        <w:rPr>
-          <w:rFonts w:hint="default"/>
-          <w:b/>
-          <w:bCs/>
-          <w:sz w:val="28"/>
-          <w:szCs w:val="28"/>
-          <w:lang w:val="en-US"/>
-        </w:rPr>
-      </w:pPr>
-    </w:p>
-    <w:p>
-      <w:pPr>
+        <w:textAlignment w:val="auto"/>
+        <w:rPr>
+          <w:rFonts w:hint="default"/>
+          <w:sz w:val="28"/>
+          <w:szCs w:val="28"/>
+          <w:lang w:val="en-US"/>
+        </w:rPr>
+      </w:pPr>
+    </w:p>
+    <w:p>
+      <w:pPr>
+        <w:keepNext w:val="0"/>
+        <w:keepLines w:val="0"/>
+        <w:pageBreakBefore w:val="0"/>
+        <w:widowControl/>
+        <w:kinsoku/>
+        <w:wordWrap/>
+        <w:overflowPunct/>
+        <w:topLinePunct w:val="0"/>
+        <w:autoSpaceDE/>
+        <w:autoSpaceDN/>
+        <w:bidi w:val="0"/>
+        <w:adjustRightInd/>
+        <w:snapToGrid/>
+        <w:spacing w:line="26" w:lineRule="atLeast"/>
+        <w:jc w:val="both"/>
+        <w:textAlignment w:val="auto"/>
+        <w:rPr>
+          <w:rFonts w:hint="default"/>
+          <w:sz w:val="28"/>
+          <w:szCs w:val="28"/>
+          <w:lang w:val="en-US"/>
+        </w:rPr>
+      </w:pPr>
+      <w:r>
+        <w:rPr>
+          <w:rFonts w:hint="default"/>
+          <w:sz w:val="28"/>
+          <w:szCs w:val="28"/>
+          <w:lang w:val="en-US"/>
+        </w:rPr>
+        <w:t xml:space="preserve">This section introduces the </w:t>
+      </w:r>
+    </w:p>
+    <w:p>
+      <w:pPr>
+        <w:keepNext w:val="0"/>
+        <w:keepLines w:val="0"/>
+        <w:pageBreakBefore w:val="0"/>
+        <w:widowControl/>
         <w:numPr>
           <w:ilvl w:val="0"/>
           <w:numId w:val="3"/>
         </w:numPr>
+        <w:tabs>
+          <w:tab w:val="left" w:pos="252"/>
+        </w:tabs>
+        <w:kinsoku/>
+        <w:wordWrap/>
+        <w:overflowPunct/>
+        <w:topLinePunct w:val="0"/>
+        <w:autoSpaceDE/>
+        <w:autoSpaceDN/>
+        <w:bidi w:val="0"/>
+        <w:adjustRightInd/>
+        <w:snapToGrid/>
+        <w:spacing w:line="26" w:lineRule="atLeast"/>
+        <w:jc w:val="both"/>
+        <w:textAlignment w:val="auto"/>
+        <w:rPr>
+          <w:rFonts w:hint="default"/>
+          <w:b/>
+          <w:bCs/>
+          <w:sz w:val="28"/>
+          <w:szCs w:val="28"/>
+          <w:lang w:val="en-US"/>
+        </w:rPr>
+      </w:pPr>
+      <w:r>
+        <w:rPr>
+          <w:rFonts w:hint="default"/>
+          <w:b/>
+          <w:bCs/>
+          <w:sz w:val="28"/>
+          <w:szCs w:val="28"/>
+          <w:lang w:val="en-US"/>
+        </w:rPr>
+        <w:t>Elements of information security.</w:t>
+      </w:r>
+    </w:p>
+    <w:p>
+      <w:pPr>
+        <w:keepNext w:val="0"/>
+        <w:keepLines w:val="0"/>
+        <w:pageBreakBefore w:val="0"/>
+        <w:widowControl/>
+        <w:numPr>
+          <w:ilvl w:val="0"/>
+          <w:numId w:val="3"/>
+        </w:numPr>
+        <w:tabs>
+          <w:tab w:val="left" w:pos="252"/>
+        </w:tabs>
+        <w:kinsoku/>
+        <w:wordWrap/>
+        <w:overflowPunct/>
+        <w:topLinePunct w:val="0"/>
+        <w:autoSpaceDE/>
+        <w:autoSpaceDN/>
+        <w:bidi w:val="0"/>
+        <w:adjustRightInd/>
+        <w:snapToGrid/>
+        <w:spacing w:line="26" w:lineRule="atLeast"/>
+        <w:jc w:val="both"/>
+        <w:textAlignment w:val="auto"/>
+        <w:rPr>
+          <w:rFonts w:hint="default"/>
+          <w:b/>
+          <w:bCs/>
+          <w:sz w:val="28"/>
+          <w:szCs w:val="28"/>
+          <w:lang w:val="en-US"/>
+        </w:rPr>
+      </w:pPr>
+      <w:r>
+        <w:rPr>
+          <w:rFonts w:hint="default"/>
+          <w:b/>
+          <w:bCs/>
+          <w:sz w:val="28"/>
+          <w:szCs w:val="28"/>
+          <w:lang w:val="en-US"/>
+        </w:rPr>
+        <w:t>Classification of attacks.</w:t>
+      </w:r>
+    </w:p>
+    <w:p>
+      <w:pPr>
+        <w:keepNext w:val="0"/>
+        <w:keepLines w:val="0"/>
+        <w:pageBreakBefore w:val="0"/>
+        <w:widowControl/>
+        <w:numPr>
+          <w:ilvl w:val="0"/>
+          <w:numId w:val="3"/>
+        </w:numPr>
+        <w:tabs>
+          <w:tab w:val="left" w:pos="252"/>
+        </w:tabs>
+        <w:kinsoku/>
+        <w:wordWrap/>
+        <w:overflowPunct/>
+        <w:topLinePunct w:val="0"/>
+        <w:autoSpaceDE/>
+        <w:autoSpaceDN/>
+        <w:bidi w:val="0"/>
+        <w:adjustRightInd/>
+        <w:snapToGrid/>
+        <w:spacing w:line="26" w:lineRule="atLeast"/>
+        <w:jc w:val="both"/>
+        <w:textAlignment w:val="auto"/>
+        <w:rPr>
+          <w:rFonts w:hint="default"/>
+          <w:b/>
+          <w:bCs/>
+          <w:sz w:val="28"/>
+          <w:szCs w:val="28"/>
+          <w:lang w:val="en-US"/>
+        </w:rPr>
+      </w:pPr>
+      <w:r>
+        <w:rPr>
+          <w:rFonts w:hint="default"/>
+          <w:b/>
+          <w:bCs/>
+          <w:sz w:val="28"/>
+          <w:szCs w:val="28"/>
+          <w:lang w:val="en-US"/>
+        </w:rPr>
+        <w:t>Information warfare.</w:t>
+      </w:r>
+    </w:p>
+    <w:p>
+      <w:pPr>
+        <w:numPr>
+          <w:ilvl w:val="0"/>
+          <w:numId w:val="0"/>
+        </w:numPr>
+        <w:jc w:val="both"/>
+        <w:rPr>
+          <w:rFonts w:hint="default"/>
+          <w:sz w:val="28"/>
+          <w:szCs w:val="28"/>
+          <w:lang w:val="en-US"/>
+        </w:rPr>
+      </w:pPr>
+      <w:r>
+        <w:rPr>
+          <w:rFonts w:hint="default"/>
+          <w:sz w:val="28"/>
+          <w:szCs w:val="28"/>
+          <w:lang w:val="en-US"/>
+        </w:rPr>
+        <w:t>---------------------------------------------------------------------------------------------</w:t>
+      </w:r>
+    </w:p>
+    <w:p>
+      <w:pPr>
+        <w:numPr>
+          <w:ilvl w:val="0"/>
+          <w:numId w:val="0"/>
+        </w:numPr>
+        <w:jc w:val="both"/>
+        <w:rPr>
+          <w:rFonts w:hint="default"/>
+          <w:sz w:val="28"/>
+          <w:szCs w:val="28"/>
+          <w:lang w:val="en-US"/>
+        </w:rPr>
+      </w:pPr>
+    </w:p>
+    <w:p>
+      <w:pPr>
+        <w:numPr>
+          <w:ilvl w:val="0"/>
+          <w:numId w:val="4"/>
+        </w:numPr>
+        <w:jc w:val="center"/>
+        <w:rPr>
+          <w:rFonts w:hint="default"/>
+          <w:b/>
+          <w:bCs/>
+          <w:sz w:val="36"/>
+          <w:szCs w:val="36"/>
+          <w:lang w:val="en-US"/>
+        </w:rPr>
+      </w:pPr>
+      <w:r>
+        <w:rPr>
+          <w:rFonts w:hint="default"/>
+          <w:b/>
+          <w:bCs/>
+          <w:sz w:val="36"/>
+          <w:szCs w:val="36"/>
+          <w:lang w:val="en-US"/>
+        </w:rPr>
+        <w:t>Elements of information security.</w:t>
+      </w:r>
+    </w:p>
+    <w:p>
+      <w:pPr>
+        <w:numPr>
+          <w:ilvl w:val="0"/>
+          <w:numId w:val="0"/>
+        </w:numPr>
+        <w:jc w:val="both"/>
+        <w:rPr>
+          <w:rFonts w:hint="default"/>
+          <w:sz w:val="28"/>
+          <w:szCs w:val="28"/>
+          <w:lang w:val="en-US"/>
+        </w:rPr>
+      </w:pPr>
+    </w:p>
+    <w:p>
+      <w:pPr>
+        <w:jc w:val="both"/>
+        <w:rPr>
+          <w:rFonts w:hint="default"/>
+          <w:b/>
+          <w:bCs/>
+          <w:sz w:val="28"/>
+          <w:szCs w:val="28"/>
+          <w:lang w:val="en-US"/>
+        </w:rPr>
+      </w:pPr>
+    </w:p>
+    <w:p>
+      <w:pPr>
+        <w:numPr>
+          <w:ilvl w:val="0"/>
+          <w:numId w:val="5"/>
+        </w:numPr>
         <w:ind w:left="420" w:leftChars="0" w:hanging="420" w:firstLineChars="0"/>
         <w:jc w:val="both"/>
         <w:rPr>
@@ -711,8 +1057,8 @@
     </w:p>
     <w:tbl>
       <w:tblPr>
-        <w:tblStyle w:val="8"/>
-        <w:tblW w:w="0" w:type="auto"/>
+        <w:tblStyle w:val="10"/>
+        <w:tblW w:w="8894" w:type="dxa"/>
         <w:tblInd w:w="0" w:type="dxa"/>
         <w:tblBorders>
           <w:top w:val="single" w:color="auto" w:sz="4" w:space="0"/>
@@ -724,13 +1070,15 @@
         </w:tblBorders>
         <w:tblLayout w:type="autofit"/>
         <w:tblCellMar>
+          <w:top w:w="0" w:type="dxa"/>
           <w:left w:w="108" w:type="dxa"/>
+          <w:bottom w:w="0" w:type="dxa"/>
           <w:right w:w="108" w:type="dxa"/>
         </w:tblCellMar>
       </w:tblPr>
       <w:tblGrid>
-        <w:gridCol w:w="4297"/>
-        <w:gridCol w:w="4297"/>
+        <w:gridCol w:w="2015"/>
+        <w:gridCol w:w="6879"/>
       </w:tblGrid>
       <w:tr>
         <w:tblPrEx>
@@ -743,16 +1091,34 @@
             <w:insideV w:val="single" w:color="auto" w:sz="4" w:space="0"/>
           </w:tblBorders>
           <w:tblCellMar>
+            <w:top w:w="0" w:type="dxa"/>
             <w:left w:w="108" w:type="dxa"/>
+            <w:bottom w:w="0" w:type="dxa"/>
             <w:right w:w="108" w:type="dxa"/>
           </w:tblCellMar>
         </w:tblPrEx>
         <w:tc>
           <w:tcPr>
-            <w:tcW w:w="4297" w:type="dxa"/>
+            <w:tcW w:w="2015" w:type="dxa"/>
           </w:tcPr>
           <w:p>
             <w:pPr>
+              <w:keepNext w:val="0"/>
+              <w:keepLines w:val="0"/>
+              <w:pageBreakBefore w:val="0"/>
+              <w:widowControl w:val="0"/>
+              <w:kinsoku/>
+              <w:wordWrap/>
+              <w:overflowPunct/>
+              <w:topLinePunct w:val="0"/>
+              <w:autoSpaceDE/>
+              <w:autoSpaceDN/>
+              <w:bidi w:val="0"/>
+              <w:adjustRightInd/>
+              <w:snapToGrid/>
+              <w:spacing w:line="240" w:lineRule="auto"/>
+              <w:jc w:val="both"/>
+              <w:textAlignment w:val="auto"/>
               <w:rPr>
                 <w:rFonts w:hint="default"/>
                 <w:b/>
@@ -778,6 +1144,22 @@
           </w:p>
           <w:p>
             <w:pPr>
+              <w:keepNext w:val="0"/>
+              <w:keepLines w:val="0"/>
+              <w:pageBreakBefore w:val="0"/>
+              <w:widowControl w:val="0"/>
+              <w:kinsoku/>
+              <w:wordWrap/>
+              <w:overflowPunct/>
+              <w:topLinePunct w:val="0"/>
+              <w:autoSpaceDE/>
+              <w:autoSpaceDN/>
+              <w:bidi w:val="0"/>
+              <w:adjustRightInd/>
+              <w:snapToGrid/>
+              <w:spacing w:line="240" w:lineRule="auto"/>
+              <w:jc w:val="both"/>
+              <w:textAlignment w:val="auto"/>
               <w:rPr>
                 <w:rFonts w:hint="default"/>
                 <w:b/>
@@ -792,10 +1174,241 @@
         </w:tc>
         <w:tc>
           <w:tcPr>
-            <w:tcW w:w="4297" w:type="dxa"/>
+            <w:tcW w:w="6879" w:type="dxa"/>
           </w:tcPr>
           <w:p>
             <w:pPr>
+              <w:keepNext w:val="0"/>
+              <w:keepLines w:val="0"/>
+              <w:pageBreakBefore w:val="0"/>
+              <w:widowControl w:val="0"/>
+              <w:numPr>
+                <w:ilvl w:val="0"/>
+                <w:numId w:val="5"/>
+              </w:numPr>
+              <w:kinsoku/>
+              <w:wordWrap/>
+              <w:overflowPunct/>
+              <w:topLinePunct w:val="0"/>
+              <w:autoSpaceDE/>
+              <w:autoSpaceDN/>
+              <w:bidi w:val="0"/>
+              <w:adjustRightInd/>
+              <w:snapToGrid/>
+              <w:spacing w:line="264" w:lineRule="auto"/>
+              <w:ind w:left="418" w:leftChars="0" w:hanging="418" w:firstLineChars="0"/>
+              <w:jc w:val="both"/>
+              <w:textAlignment w:val="auto"/>
+              <w:rPr>
+                <w:rFonts w:hint="default"/>
+                <w:b w:val="0"/>
+                <w:bCs w:val="0"/>
+                <w:sz w:val="24"/>
+                <w:szCs w:val="24"/>
+                <w:vertAlign w:val="baseline"/>
+                <w:lang w:val="en-US"/>
+              </w:rPr>
+            </w:pPr>
+            <w:r>
+              <w:rPr>
+                <w:rFonts w:hint="default"/>
+                <w:b w:val="0"/>
+                <w:bCs w:val="0"/>
+                <w:sz w:val="24"/>
+                <w:szCs w:val="24"/>
+                <w:vertAlign w:val="baseline"/>
+                <w:lang w:val="en-US"/>
+              </w:rPr>
+              <w:t>Information is only accessible to authorized person.</w:t>
+            </w:r>
+          </w:p>
+          <w:p>
+            <w:pPr>
+              <w:keepNext w:val="0"/>
+              <w:keepLines w:val="0"/>
+              <w:pageBreakBefore w:val="0"/>
+              <w:widowControl w:val="0"/>
+              <w:numPr>
+                <w:ilvl w:val="0"/>
+                <w:numId w:val="5"/>
+              </w:numPr>
+              <w:kinsoku/>
+              <w:wordWrap/>
+              <w:overflowPunct/>
+              <w:topLinePunct w:val="0"/>
+              <w:autoSpaceDE/>
+              <w:autoSpaceDN/>
+              <w:bidi w:val="0"/>
+              <w:adjustRightInd/>
+              <w:snapToGrid/>
+              <w:spacing w:line="264" w:lineRule="auto"/>
+              <w:ind w:left="418" w:leftChars="0" w:hanging="418" w:firstLineChars="0"/>
+              <w:jc w:val="both"/>
+              <w:textAlignment w:val="auto"/>
+              <w:rPr>
+                <w:rFonts w:hint="default"/>
+                <w:b w:val="0"/>
+                <w:bCs w:val="0"/>
+                <w:sz w:val="24"/>
+                <w:szCs w:val="24"/>
+                <w:vertAlign w:val="baseline"/>
+                <w:lang w:val="en-US"/>
+              </w:rPr>
+            </w:pPr>
+            <w:r>
+              <w:rPr>
+                <w:rFonts w:hint="default"/>
+                <w:b/>
+                <w:bCs/>
+                <w:sz w:val="25"/>
+                <w:szCs w:val="25"/>
+                <w:vertAlign w:val="baseline"/>
+                <w:lang w:val="en-US"/>
+              </w:rPr>
+              <w:t>Reason</w:t>
+            </w:r>
+            <w:r>
+              <w:rPr>
+                <w:rFonts w:hint="default"/>
+                <w:b/>
+                <w:bCs/>
+                <w:sz w:val="24"/>
+                <w:szCs w:val="24"/>
+                <w:vertAlign w:val="baseline"/>
+                <w:lang w:val="en-US"/>
+              </w:rPr>
+              <w:t>:</w:t>
+            </w:r>
+            <w:r>
+              <w:rPr>
+                <w:rFonts w:hint="default"/>
+                <w:b w:val="0"/>
+                <w:bCs w:val="0"/>
+                <w:sz w:val="24"/>
+                <w:szCs w:val="24"/>
+                <w:vertAlign w:val="baseline"/>
+                <w:lang w:val="en-US"/>
+              </w:rPr>
+              <w:t xml:space="preserve"> Due to </w:t>
+            </w:r>
+            <w:r>
+              <w:rPr>
+                <w:rFonts w:hint="default"/>
+                <w:b/>
+                <w:bCs/>
+                <w:sz w:val="24"/>
+                <w:szCs w:val="24"/>
+                <w:vertAlign w:val="baseline"/>
+                <w:lang w:val="en-US"/>
+              </w:rPr>
+              <w:t xml:space="preserve">improper </w:t>
+            </w:r>
+            <w:r>
+              <w:rPr>
+                <w:rFonts w:hint="default"/>
+                <w:b w:val="0"/>
+                <w:bCs w:val="0"/>
+                <w:sz w:val="24"/>
+                <w:szCs w:val="24"/>
+                <w:vertAlign w:val="baseline"/>
+                <w:lang w:val="en-US"/>
+              </w:rPr>
+              <w:t>data handling or hacking attempt.</w:t>
+            </w:r>
+          </w:p>
+          <w:p>
+            <w:pPr>
+              <w:keepNext w:val="0"/>
+              <w:keepLines w:val="0"/>
+              <w:pageBreakBefore w:val="0"/>
+              <w:widowControl w:val="0"/>
+              <w:numPr>
+                <w:ilvl w:val="0"/>
+                <w:numId w:val="5"/>
+              </w:numPr>
+              <w:kinsoku/>
+              <w:wordWrap/>
+              <w:overflowPunct/>
+              <w:topLinePunct w:val="0"/>
+              <w:autoSpaceDE/>
+              <w:autoSpaceDN/>
+              <w:bidi w:val="0"/>
+              <w:adjustRightInd/>
+              <w:snapToGrid/>
+              <w:spacing w:line="264" w:lineRule="auto"/>
+              <w:ind w:left="418" w:leftChars="0" w:hanging="418" w:firstLineChars="0"/>
+              <w:jc w:val="both"/>
+              <w:textAlignment w:val="auto"/>
+              <w:rPr>
+                <w:rFonts w:hint="default"/>
+                <w:b/>
+                <w:bCs/>
+                <w:sz w:val="28"/>
+                <w:szCs w:val="28"/>
+                <w:vertAlign w:val="baseline"/>
+                <w:lang w:val="en-US"/>
+              </w:rPr>
+            </w:pPr>
+            <w:r>
+              <w:rPr>
+                <w:rFonts w:hint="default"/>
+                <w:b/>
+                <w:bCs/>
+                <w:sz w:val="25"/>
+                <w:szCs w:val="25"/>
+                <w:vertAlign w:val="baseline"/>
+                <w:lang w:val="en-US"/>
+              </w:rPr>
+              <w:t>Controls</w:t>
+            </w:r>
+            <w:r>
+              <w:rPr>
+                <w:rFonts w:hint="default"/>
+                <w:b/>
+                <w:bCs/>
+                <w:sz w:val="24"/>
+                <w:szCs w:val="24"/>
+                <w:vertAlign w:val="baseline"/>
+                <w:lang w:val="en-US"/>
+              </w:rPr>
+              <w:t xml:space="preserve">: </w:t>
+            </w:r>
+            <w:r>
+              <w:rPr>
+                <w:rFonts w:hint="default"/>
+                <w:b w:val="0"/>
+                <w:bCs w:val="0"/>
+                <w:sz w:val="24"/>
+                <w:szCs w:val="24"/>
+                <w:vertAlign w:val="baseline"/>
+                <w:lang w:val="en-US"/>
+              </w:rPr>
+              <w:t xml:space="preserve"> Data classification , Encryption and proper disposal of equipments ( DVDs ,USB etc).</w:t>
+            </w:r>
+          </w:p>
+          <w:p>
+            <w:pPr>
+              <w:keepNext w:val="0"/>
+              <w:keepLines w:val="0"/>
+              <w:pageBreakBefore w:val="0"/>
+              <w:widowControl w:val="0"/>
+              <w:numPr>
+                <w:ilvl w:val="0"/>
+                <w:numId w:val="0"/>
+              </w:numPr>
+              <w:kinsoku/>
+              <w:wordWrap/>
+              <w:overflowPunct/>
+              <w:topLinePunct w:val="0"/>
+              <w:autoSpaceDE/>
+              <w:autoSpaceDN/>
+              <w:bidi w:val="0"/>
+              <w:adjustRightInd/>
+              <w:snapToGrid/>
+              <w:spacing w:line="240" w:lineRule="auto"/>
+              <w:ind w:leftChars="0"/>
+              <w:jc w:val="both"/>
+              <w:textAlignment w:val="auto"/>
               <w:rPr>
                 <w:rFonts w:hint="default"/>
                 <w:b/>
@@ -820,16 +1433,34 @@
             <w:insideV w:val="single" w:color="auto" w:sz="4" w:space="0"/>
           </w:tblBorders>
           <w:tblCellMar>
+            <w:top w:w="0" w:type="dxa"/>
             <w:left w:w="108" w:type="dxa"/>
+            <w:bottom w:w="0" w:type="dxa"/>
             <w:right w:w="108" w:type="dxa"/>
           </w:tblCellMar>
         </w:tblPrEx>
         <w:tc>
           <w:tcPr>
-            <w:tcW w:w="4297" w:type="dxa"/>
+            <w:tcW w:w="2015" w:type="dxa"/>
           </w:tcPr>
           <w:p>
             <w:pPr>
+              <w:keepNext w:val="0"/>
+              <w:keepLines w:val="0"/>
+              <w:pageBreakBefore w:val="0"/>
+              <w:widowControl w:val="0"/>
+              <w:kinsoku/>
+              <w:wordWrap/>
+              <w:overflowPunct/>
+              <w:topLinePunct w:val="0"/>
+              <w:autoSpaceDE/>
+              <w:autoSpaceDN/>
+              <w:bidi w:val="0"/>
+              <w:adjustRightInd/>
+              <w:snapToGrid/>
+              <w:spacing w:line="240" w:lineRule="auto"/>
+              <w:jc w:val="both"/>
+              <w:textAlignment w:val="auto"/>
               <w:rPr>
                 <w:rFonts w:hint="default"/>
                 <w:b/>
@@ -856,10 +1487,227 @@
         </w:tc>
         <w:tc>
           <w:tcPr>
-            <w:tcW w:w="4297" w:type="dxa"/>
+            <w:tcW w:w="6879" w:type="dxa"/>
           </w:tcPr>
           <w:p>
             <w:pPr>
+              <w:keepNext w:val="0"/>
+              <w:keepLines w:val="0"/>
+              <w:pageBreakBefore w:val="0"/>
+              <w:widowControl w:val="0"/>
+              <w:numPr>
+                <w:ilvl w:val="0"/>
+                <w:numId w:val="5"/>
+              </w:numPr>
+              <w:kinsoku/>
+              <w:wordWrap/>
+              <w:overflowPunct/>
+              <w:topLinePunct w:val="0"/>
+              <w:autoSpaceDE/>
+              <w:autoSpaceDN/>
+              <w:bidi w:val="0"/>
+              <w:adjustRightInd/>
+              <w:snapToGrid/>
+              <w:spacing w:line="22" w:lineRule="atLeast"/>
+              <w:ind w:left="420" w:leftChars="0" w:hanging="420" w:firstLineChars="0"/>
+              <w:jc w:val="both"/>
+              <w:textAlignment w:val="auto"/>
+              <w:rPr>
+                <w:rFonts w:hint="default"/>
+                <w:b w:val="0"/>
+                <w:bCs w:val="0"/>
+                <w:sz w:val="24"/>
+                <w:szCs w:val="24"/>
+                <w:vertAlign w:val="baseline"/>
+                <w:lang w:val="en-US"/>
+              </w:rPr>
+            </w:pPr>
+            <w:r>
+              <w:rPr>
+                <w:rFonts w:hint="default"/>
+                <w:b w:val="0"/>
+                <w:bCs w:val="0"/>
+                <w:sz w:val="24"/>
+                <w:szCs w:val="24"/>
+                <w:vertAlign w:val="baseline"/>
+                <w:lang w:val="en-US"/>
+              </w:rPr>
+              <w:t>Accuracy of data. No changes in data.</w:t>
+            </w:r>
+          </w:p>
+          <w:p>
+            <w:pPr>
+              <w:keepNext w:val="0"/>
+              <w:keepLines w:val="0"/>
+              <w:pageBreakBefore w:val="0"/>
+              <w:widowControl w:val="0"/>
+              <w:numPr>
+                <w:ilvl w:val="0"/>
+                <w:numId w:val="5"/>
+              </w:numPr>
+              <w:kinsoku/>
+              <w:wordWrap/>
+              <w:overflowPunct/>
+              <w:topLinePunct w:val="0"/>
+              <w:autoSpaceDE/>
+              <w:autoSpaceDN/>
+              <w:bidi w:val="0"/>
+              <w:adjustRightInd/>
+              <w:snapToGrid/>
+              <w:spacing w:line="22" w:lineRule="atLeast"/>
+              <w:ind w:left="420" w:leftChars="0" w:hanging="420" w:firstLineChars="0"/>
+              <w:jc w:val="both"/>
+              <w:textAlignment w:val="auto"/>
+              <w:rPr>
+                <w:rFonts w:hint="default"/>
+                <w:b/>
+                <w:bCs/>
+                <w:sz w:val="28"/>
+                <w:szCs w:val="28"/>
+                <w:vertAlign w:val="baseline"/>
+                <w:lang w:val="en-US"/>
+              </w:rPr>
+            </w:pPr>
+            <w:r>
+              <w:rPr>
+                <w:rFonts w:hint="default"/>
+                <w:b/>
+                <w:bCs/>
+                <w:sz w:val="25"/>
+                <w:szCs w:val="25"/>
+                <w:vertAlign w:val="baseline"/>
+                <w:lang w:val="en-US"/>
+              </w:rPr>
+              <w:t>Measures</w:t>
+            </w:r>
+            <w:r>
+              <w:rPr>
+                <w:rFonts w:hint="default"/>
+                <w:b/>
+                <w:bCs/>
+                <w:sz w:val="24"/>
+                <w:szCs w:val="24"/>
+                <w:vertAlign w:val="baseline"/>
+                <w:lang w:val="en-US"/>
+              </w:rPr>
+              <w:t xml:space="preserve">: </w:t>
+            </w:r>
+          </w:p>
+          <w:p>
+            <w:pPr>
+              <w:keepNext w:val="0"/>
+              <w:keepLines w:val="0"/>
+              <w:pageBreakBefore w:val="0"/>
+              <w:widowControl w:val="0"/>
+              <w:numPr>
+                <w:ilvl w:val="0"/>
+                <w:numId w:val="6"/>
+              </w:numPr>
+              <w:kinsoku/>
+              <w:wordWrap/>
+              <w:overflowPunct/>
+              <w:topLinePunct w:val="0"/>
+              <w:autoSpaceDE/>
+              <w:autoSpaceDN/>
+              <w:bidi w:val="0"/>
+              <w:adjustRightInd/>
+              <w:snapToGrid/>
+              <w:spacing w:line="22" w:lineRule="atLeast"/>
+              <w:ind w:left="840" w:leftChars="0"/>
+              <w:jc w:val="left"/>
+              <w:textAlignment w:val="auto"/>
+              <w:rPr>
+                <w:rFonts w:hint="default"/>
+                <w:b/>
+                <w:bCs/>
+                <w:sz w:val="28"/>
+                <w:szCs w:val="28"/>
+                <w:vertAlign w:val="baseline"/>
+                <w:lang w:val="en-US"/>
+              </w:rPr>
+            </w:pPr>
+            <w:r>
+              <w:rPr>
+                <w:rFonts w:hint="default"/>
+                <w:b w:val="0"/>
+                <w:bCs w:val="0"/>
+                <w:sz w:val="24"/>
+                <w:szCs w:val="24"/>
+                <w:vertAlign w:val="baseline"/>
+                <w:lang w:val="en-US"/>
+              </w:rPr>
+              <w:t>Checksum.</w:t>
+            </w:r>
+          </w:p>
+          <w:p>
+            <w:pPr>
+              <w:keepNext w:val="0"/>
+              <w:keepLines w:val="0"/>
+              <w:pageBreakBefore w:val="0"/>
+              <w:widowControl w:val="0"/>
+              <w:numPr>
+                <w:ilvl w:val="0"/>
+                <w:numId w:val="6"/>
+              </w:numPr>
+              <w:kinsoku/>
+              <w:wordWrap/>
+              <w:overflowPunct/>
+              <w:topLinePunct w:val="0"/>
+              <w:autoSpaceDE/>
+              <w:autoSpaceDN/>
+              <w:bidi w:val="0"/>
+              <w:adjustRightInd/>
+              <w:snapToGrid/>
+              <w:spacing w:line="22" w:lineRule="atLeast"/>
+              <w:ind w:left="840" w:leftChars="0"/>
+              <w:jc w:val="left"/>
+              <w:textAlignment w:val="auto"/>
+              <w:rPr>
+                <w:rFonts w:hint="default"/>
+                <w:b/>
+                <w:bCs/>
+                <w:sz w:val="28"/>
+                <w:szCs w:val="28"/>
+                <w:vertAlign w:val="baseline"/>
+                <w:lang w:val="en-US"/>
+              </w:rPr>
+            </w:pPr>
+            <w:r>
+              <w:rPr>
+                <w:rFonts w:hint="default"/>
+                <w:b w:val="0"/>
+                <w:bCs w:val="0"/>
+                <w:sz w:val="24"/>
+                <w:szCs w:val="24"/>
+                <w:vertAlign w:val="baseline"/>
+                <w:lang w:val="en-US"/>
+              </w:rPr>
+              <w:t>Access control ( only authorize person  can    change data).</w:t>
+            </w:r>
+          </w:p>
+          <w:p>
+            <w:pPr>
+              <w:keepNext w:val="0"/>
+              <w:keepLines w:val="0"/>
+              <w:pageBreakBefore w:val="0"/>
+              <w:widowControl w:val="0"/>
+              <w:numPr>
+                <w:ilvl w:val="0"/>
+                <w:numId w:val="0"/>
+              </w:numPr>
+              <w:kinsoku/>
+              <w:wordWrap/>
+              <w:overflowPunct/>
+              <w:topLinePunct w:val="0"/>
+              <w:autoSpaceDE/>
+              <w:autoSpaceDN/>
+              <w:bidi w:val="0"/>
+              <w:adjustRightInd/>
+              <w:snapToGrid/>
+              <w:spacing w:line="22" w:lineRule="atLeast"/>
+              <w:ind w:leftChars="0"/>
+              <w:jc w:val="both"/>
+              <w:textAlignment w:val="auto"/>
               <w:rPr>
                 <w:rFonts w:hint="default"/>
                 <w:b/>
@@ -884,16 +1732,34 @@
             <w:insideV w:val="single" w:color="auto" w:sz="4" w:space="0"/>
           </w:tblBorders>
           <w:tblCellMar>
+            <w:top w:w="0" w:type="dxa"/>
             <w:left w:w="108" w:type="dxa"/>
+            <w:bottom w:w="0" w:type="dxa"/>
             <w:right w:w="108" w:type="dxa"/>
           </w:tblCellMar>
         </w:tblPrEx>
         <w:tc>
           <w:tcPr>
-            <w:tcW w:w="4297" w:type="dxa"/>
+            <w:tcW w:w="2015" w:type="dxa"/>
           </w:tcPr>
           <w:p>
             <w:pPr>
+              <w:keepNext w:val="0"/>
+              <w:keepLines w:val="0"/>
+              <w:pageBreakBefore w:val="0"/>
+              <w:widowControl w:val="0"/>
+              <w:kinsoku/>
+              <w:wordWrap/>
+              <w:overflowPunct/>
+              <w:topLinePunct w:val="0"/>
+              <w:autoSpaceDE/>
+              <w:autoSpaceDN/>
+              <w:bidi w:val="0"/>
+              <w:adjustRightInd/>
+              <w:snapToGrid/>
+              <w:spacing w:line="240" w:lineRule="auto"/>
+              <w:jc w:val="both"/>
+              <w:textAlignment w:val="auto"/>
               <w:rPr>
                 <w:rFonts w:hint="default"/>
                 <w:b/>
@@ -920,10 +1786,273 @@
         </w:tc>
         <w:tc>
           <w:tcPr>
-            <w:tcW w:w="4297" w:type="dxa"/>
+            <w:tcW w:w="6879" w:type="dxa"/>
           </w:tcPr>
           <w:p>
             <w:pPr>
+              <w:keepNext w:val="0"/>
+              <w:keepLines w:val="0"/>
+              <w:pageBreakBefore w:val="0"/>
+              <w:widowControl w:val="0"/>
+              <w:numPr>
+                <w:ilvl w:val="0"/>
+                <w:numId w:val="5"/>
+              </w:numPr>
+              <w:kinsoku/>
+              <w:wordWrap/>
+              <w:overflowPunct/>
+              <w:topLinePunct w:val="0"/>
+              <w:autoSpaceDE/>
+              <w:autoSpaceDN/>
+              <w:bidi w:val="0"/>
+              <w:adjustRightInd/>
+              <w:snapToGrid/>
+              <w:spacing w:line="22" w:lineRule="atLeast"/>
+              <w:ind w:left="420" w:leftChars="0" w:hanging="420" w:firstLineChars="0"/>
+              <w:jc w:val="both"/>
+              <w:textAlignment w:val="auto"/>
+              <w:rPr>
+                <w:rFonts w:hint="default"/>
+                <w:b w:val="0"/>
+                <w:bCs w:val="0"/>
+                <w:sz w:val="24"/>
+                <w:szCs w:val="24"/>
+                <w:vertAlign w:val="baseline"/>
+                <w:lang w:val="en-US"/>
+              </w:rPr>
+            </w:pPr>
+            <w:r>
+              <w:rPr>
+                <w:rFonts w:hint="default"/>
+                <w:b w:val="0"/>
+                <w:bCs w:val="0"/>
+                <w:sz w:val="24"/>
+                <w:szCs w:val="24"/>
+                <w:vertAlign w:val="baseline"/>
+                <w:lang w:val="en-US"/>
+              </w:rPr>
+              <w:t>System responsible for dilevering , storing and processing information remain available for authorize person when required.</w:t>
+            </w:r>
+          </w:p>
+          <w:p>
+            <w:pPr>
+              <w:keepNext w:val="0"/>
+              <w:keepLines w:val="0"/>
+              <w:pageBreakBefore w:val="0"/>
+              <w:widowControl w:val="0"/>
+              <w:numPr>
+                <w:ilvl w:val="0"/>
+                <w:numId w:val="5"/>
+              </w:numPr>
+              <w:kinsoku/>
+              <w:wordWrap/>
+              <w:overflowPunct/>
+              <w:topLinePunct w:val="0"/>
+              <w:autoSpaceDE/>
+              <w:autoSpaceDN/>
+              <w:bidi w:val="0"/>
+              <w:adjustRightInd/>
+              <w:snapToGrid/>
+              <w:spacing w:line="22" w:lineRule="atLeast"/>
+              <w:ind w:left="420" w:leftChars="0" w:hanging="420" w:firstLineChars="0"/>
+              <w:jc w:val="both"/>
+              <w:textAlignment w:val="auto"/>
+              <w:rPr>
+                <w:rFonts w:hint="default"/>
+                <w:b w:val="0"/>
+                <w:bCs w:val="0"/>
+                <w:sz w:val="24"/>
+                <w:szCs w:val="24"/>
+                <w:vertAlign w:val="baseline"/>
+                <w:lang w:val="en-US"/>
+              </w:rPr>
+            </w:pPr>
+            <w:r>
+              <w:rPr>
+                <w:rFonts w:hint="default"/>
+                <w:b/>
+                <w:bCs/>
+                <w:sz w:val="25"/>
+                <w:szCs w:val="25"/>
+                <w:vertAlign w:val="baseline"/>
+                <w:lang w:val="en-US"/>
+              </w:rPr>
+              <w:t xml:space="preserve">Measures </w:t>
+            </w:r>
+            <w:r>
+              <w:rPr>
+                <w:rFonts w:hint="default"/>
+                <w:b w:val="0"/>
+                <w:bCs w:val="0"/>
+                <w:sz w:val="24"/>
+                <w:szCs w:val="24"/>
+                <w:vertAlign w:val="baseline"/>
+                <w:lang w:val="en-US"/>
+              </w:rPr>
+              <w:t xml:space="preserve">: </w:t>
+            </w:r>
+          </w:p>
+          <w:p>
+            <w:pPr>
+              <w:keepNext w:val="0"/>
+              <w:keepLines w:val="0"/>
+              <w:pageBreakBefore w:val="0"/>
+              <w:widowControl w:val="0"/>
+              <w:numPr>
+                <w:ilvl w:val="0"/>
+                <w:numId w:val="7"/>
+              </w:numPr>
+              <w:kinsoku/>
+              <w:wordWrap/>
+              <w:overflowPunct/>
+              <w:topLinePunct w:val="0"/>
+              <w:autoSpaceDE/>
+              <w:autoSpaceDN/>
+              <w:bidi w:val="0"/>
+              <w:adjustRightInd/>
+              <w:snapToGrid/>
+              <w:spacing w:line="22" w:lineRule="atLeast"/>
+              <w:ind w:left="1265" w:leftChars="0" w:hanging="425" w:firstLineChars="0"/>
+              <w:jc w:val="left"/>
+              <w:textAlignment w:val="auto"/>
+              <w:rPr>
+                <w:rFonts w:hint="default"/>
+                <w:b w:val="0"/>
+                <w:bCs w:val="0"/>
+                <w:sz w:val="24"/>
+                <w:szCs w:val="24"/>
+                <w:vertAlign w:val="baseline"/>
+                <w:lang w:val="en-US"/>
+              </w:rPr>
+            </w:pPr>
+            <w:r>
+              <w:rPr>
+                <w:rFonts w:hint="default"/>
+                <w:b w:val="0"/>
+                <w:bCs w:val="0"/>
+                <w:sz w:val="24"/>
+                <w:szCs w:val="24"/>
+                <w:vertAlign w:val="baseline"/>
+                <w:lang w:val="en-US"/>
+              </w:rPr>
+              <w:t>Disk arrays for redundant systems and clustered machines.</w:t>
+            </w:r>
+          </w:p>
+          <w:p>
+            <w:pPr>
+              <w:keepNext w:val="0"/>
+              <w:keepLines w:val="0"/>
+              <w:pageBreakBefore w:val="0"/>
+              <w:widowControl w:val="0"/>
+              <w:numPr>
+                <w:ilvl w:val="0"/>
+                <w:numId w:val="7"/>
+              </w:numPr>
+              <w:kinsoku/>
+              <w:wordWrap/>
+              <w:overflowPunct/>
+              <w:topLinePunct w:val="0"/>
+              <w:autoSpaceDE/>
+              <w:autoSpaceDN/>
+              <w:bidi w:val="0"/>
+              <w:adjustRightInd/>
+              <w:snapToGrid/>
+              <w:spacing w:line="22" w:lineRule="atLeast"/>
+              <w:ind w:left="1265" w:leftChars="0" w:hanging="425" w:firstLineChars="0"/>
+              <w:jc w:val="left"/>
+              <w:textAlignment w:val="auto"/>
+              <w:rPr>
+                <w:rFonts w:hint="default"/>
+                <w:b w:val="0"/>
+                <w:bCs w:val="0"/>
+                <w:sz w:val="24"/>
+                <w:szCs w:val="24"/>
+                <w:vertAlign w:val="baseline"/>
+                <w:lang w:val="en-US"/>
+              </w:rPr>
+            </w:pPr>
+            <w:r>
+              <w:rPr>
+                <w:rFonts w:hint="default"/>
+                <w:b w:val="0"/>
+                <w:bCs w:val="0"/>
+                <w:sz w:val="24"/>
+                <w:szCs w:val="24"/>
+                <w:vertAlign w:val="baseline"/>
+                <w:lang w:val="en-US"/>
+              </w:rPr>
+              <w:t>Antivirus software to combat malware.</w:t>
+            </w:r>
+          </w:p>
+          <w:p>
+            <w:pPr>
+              <w:keepNext w:val="0"/>
+              <w:keepLines w:val="0"/>
+              <w:pageBreakBefore w:val="0"/>
+              <w:widowControl w:val="0"/>
+              <w:numPr>
+                <w:ilvl w:val="0"/>
+                <w:numId w:val="7"/>
+              </w:numPr>
+              <w:kinsoku/>
+              <w:wordWrap/>
+              <w:overflowPunct/>
+              <w:topLinePunct w:val="0"/>
+              <w:autoSpaceDE/>
+              <w:autoSpaceDN/>
+              <w:bidi w:val="0"/>
+              <w:adjustRightInd/>
+              <w:snapToGrid/>
+              <w:spacing w:line="22" w:lineRule="atLeast"/>
+              <w:ind w:left="1265" w:leftChars="0" w:hanging="425" w:firstLineChars="0"/>
+              <w:jc w:val="left"/>
+              <w:textAlignment w:val="auto"/>
+              <w:rPr>
+                <w:rFonts w:hint="default"/>
+                <w:b/>
+                <w:bCs/>
+                <w:sz w:val="28"/>
+                <w:szCs w:val="28"/>
+                <w:vertAlign w:val="baseline"/>
+                <w:lang w:val="en-US"/>
+              </w:rPr>
+            </w:pPr>
+            <w:r>
+              <w:rPr>
+                <w:rFonts w:hint="default"/>
+                <w:b w:val="0"/>
+                <w:bCs w:val="0"/>
+                <w:sz w:val="24"/>
+                <w:szCs w:val="24"/>
+                <w:vertAlign w:val="baseline"/>
+                <w:lang w:val="en-US"/>
+              </w:rPr>
+              <w:t>DDoS prevention systems.</w:t>
+            </w:r>
+          </w:p>
+          <w:p>
+            <w:pPr>
+              <w:keepNext w:val="0"/>
+              <w:keepLines w:val="0"/>
+              <w:pageBreakBefore w:val="0"/>
+              <w:widowControl w:val="0"/>
+              <w:numPr>
+                <w:ilvl w:val="0"/>
+                <w:numId w:val="0"/>
+              </w:numPr>
+              <w:kinsoku/>
+              <w:wordWrap/>
+              <w:overflowPunct/>
+              <w:topLinePunct w:val="0"/>
+              <w:autoSpaceDE/>
+              <w:autoSpaceDN/>
+              <w:bidi w:val="0"/>
+              <w:adjustRightInd/>
+              <w:snapToGrid/>
+              <w:spacing w:line="22" w:lineRule="atLeast"/>
+              <w:ind w:leftChars="0"/>
+              <w:jc w:val="left"/>
+              <w:textAlignment w:val="auto"/>
               <w:rPr>
                 <w:rFonts w:hint="default"/>
                 <w:b/>
@@ -948,16 +2077,20 @@
             <w:insideV w:val="single" w:color="auto" w:sz="4" w:space="0"/>
           </w:tblBorders>
           <w:tblCellMar>
+            <w:top w:w="0" w:type="dxa"/>
             <w:left w:w="108" w:type="dxa"/>
+            <w:bottom w:w="0" w:type="dxa"/>
             <w:right w:w="108" w:type="dxa"/>
           </w:tblCellMar>
         </w:tblPrEx>
         <w:tc>
           <w:tcPr>
-            <w:tcW w:w="4297" w:type="dxa"/>
+            <w:tcW w:w="2015" w:type="dxa"/>
           </w:tcPr>
           <w:p>
             <w:pPr>
+              <w:widowControl w:val="0"/>
+              <w:jc w:val="both"/>
               <w:rPr>
                 <w:rFonts w:hint="default"/>
                 <w:b/>
@@ -984,10 +2117,301 @@
         </w:tc>
         <w:tc>
           <w:tcPr>
-            <w:tcW w:w="4297" w:type="dxa"/>
+            <w:tcW w:w="6879" w:type="dxa"/>
           </w:tcPr>
           <w:p>
             <w:pPr>
+              <w:pStyle w:val="3"/>
+              <w:keepNext w:val="0"/>
+              <w:keepLines w:val="0"/>
+              <w:pageBreakBefore w:val="0"/>
+              <w:widowControl/>
+              <w:numPr>
+                <w:ilvl w:val="0"/>
+                <w:numId w:val="8"/>
+              </w:numPr>
+              <w:suppressLineNumbers w:val="0"/>
+              <w:pBdr>
+                <w:top w:val="none" w:color="auto" w:sz="0" w:space="0"/>
+                <w:left w:val="none" w:color="auto" w:sz="0" w:space="0"/>
+                <w:bottom w:val="none" w:color="auto" w:sz="0" w:space="0"/>
+                <w:right w:val="none" w:color="auto" w:sz="0" w:space="0"/>
+              </w:pBdr>
+              <w:shd w:val="clear" w:fill="FFFFFF"/>
+              <w:kinsoku/>
+              <w:wordWrap/>
+              <w:overflowPunct/>
+              <w:topLinePunct w:val="0"/>
+              <w:autoSpaceDE/>
+              <w:autoSpaceDN/>
+              <w:bidi w:val="0"/>
+              <w:adjustRightInd/>
+              <w:snapToGrid/>
+              <w:spacing w:before="0" w:beforeAutospacing="0" w:after="0" w:afterAutospacing="0" w:line="22" w:lineRule="atLeast"/>
+              <w:ind w:left="420" w:leftChars="0" w:right="0" w:hanging="420" w:firstLineChars="0"/>
+              <w:textAlignment w:val="auto"/>
+              <w:rPr>
+                <w:rFonts w:hint="default" w:asciiTheme="minorHAnsi" w:hAnsiTheme="minorHAnsi" w:eastAsiaTheme="minorEastAsia" w:cstheme="minorBidi"/>
+                <w:b w:val="0"/>
+                <w:bCs w:val="0"/>
+                <w:kern w:val="0"/>
+                <w:sz w:val="24"/>
+                <w:szCs w:val="24"/>
+                <w:vertAlign w:val="baseline"/>
+                <w:lang w:val="en-US" w:eastAsia="zh-CN" w:bidi="ar-SA"/>
+              </w:rPr>
+            </w:pPr>
+            <w:r>
+              <w:rPr>
+                <w:rFonts w:hint="default" w:asciiTheme="minorHAnsi" w:hAnsiTheme="minorHAnsi" w:eastAsiaTheme="minorEastAsia" w:cstheme="minorBidi"/>
+                <w:b w:val="0"/>
+                <w:bCs w:val="0"/>
+                <w:kern w:val="0"/>
+                <w:sz w:val="24"/>
+                <w:szCs w:val="24"/>
+                <w:vertAlign w:val="baseline"/>
+                <w:lang w:val="en-US" w:eastAsia="zh-CN" w:bidi="ar-SA"/>
+              </w:rPr>
+              <w:t>Characteristics of Communication or document or any data to ensure the quality of being genuine.  Ensures the identity and origin of data or entities.</w:t>
+            </w:r>
+          </w:p>
+          <w:p>
+            <w:pPr>
+              <w:keepNext w:val="0"/>
+              <w:keepLines w:val="0"/>
+              <w:pageBreakBefore w:val="0"/>
+              <w:widowControl w:val="0"/>
+              <w:numPr>
+                <w:ilvl w:val="0"/>
+                <w:numId w:val="8"/>
+              </w:numPr>
+              <w:kinsoku/>
+              <w:wordWrap/>
+              <w:overflowPunct/>
+              <w:topLinePunct w:val="0"/>
+              <w:autoSpaceDE/>
+              <w:autoSpaceDN/>
+              <w:bidi w:val="0"/>
+              <w:adjustRightInd/>
+              <w:snapToGrid/>
+              <w:spacing w:line="22" w:lineRule="atLeast"/>
+              <w:ind w:left="420" w:leftChars="0" w:hanging="420" w:firstLineChars="0"/>
+              <w:jc w:val="both"/>
+              <w:textAlignment w:val="auto"/>
+              <w:rPr>
+                <w:rFonts w:hint="default"/>
+                <w:lang w:val="en-US" w:eastAsia="zh-CN"/>
+              </w:rPr>
+            </w:pPr>
+            <w:r>
+              <w:rPr>
+                <w:rFonts w:hint="default" w:cstheme="minorBidi"/>
+                <w:b w:val="0"/>
+                <w:bCs w:val="0"/>
+                <w:kern w:val="0"/>
+                <w:sz w:val="24"/>
+                <w:szCs w:val="24"/>
+                <w:vertAlign w:val="baseline"/>
+                <w:lang w:val="en-US" w:eastAsia="zh-CN" w:bidi="ar-SA"/>
+              </w:rPr>
+              <w:t xml:space="preserve">Ensure </w:t>
+            </w:r>
+            <w:r>
+              <w:rPr>
+                <w:rFonts w:hint="default" w:cstheme="minorBidi"/>
+                <w:b/>
+                <w:bCs/>
+                <w:kern w:val="0"/>
+                <w:sz w:val="24"/>
+                <w:szCs w:val="24"/>
+                <w:vertAlign w:val="baseline"/>
+                <w:lang w:val="en-US" w:eastAsia="zh-CN" w:bidi="ar-SA"/>
+              </w:rPr>
+              <w:t xml:space="preserve">User </w:t>
+            </w:r>
+            <w:r>
+              <w:rPr>
+                <w:rFonts w:hint="default" w:cstheme="minorBidi"/>
+                <w:b w:val="0"/>
+                <w:bCs w:val="0"/>
+                <w:kern w:val="0"/>
+                <w:sz w:val="24"/>
+                <w:szCs w:val="24"/>
+                <w:vertAlign w:val="baseline"/>
+                <w:lang w:val="en-US" w:eastAsia="zh-CN" w:bidi="ar-SA"/>
+              </w:rPr>
+              <w:t>is genuine.</w:t>
+            </w:r>
+          </w:p>
+          <w:p>
+            <w:pPr>
+              <w:keepNext w:val="0"/>
+              <w:keepLines w:val="0"/>
+              <w:pageBreakBefore w:val="0"/>
+              <w:widowControl w:val="0"/>
+              <w:numPr>
+                <w:ilvl w:val="0"/>
+                <w:numId w:val="8"/>
+              </w:numPr>
+              <w:kinsoku/>
+              <w:wordWrap/>
+              <w:overflowPunct/>
+              <w:topLinePunct w:val="0"/>
+              <w:autoSpaceDE/>
+              <w:autoSpaceDN/>
+              <w:bidi w:val="0"/>
+              <w:adjustRightInd/>
+              <w:snapToGrid/>
+              <w:spacing w:line="22" w:lineRule="atLeast"/>
+              <w:ind w:left="420" w:leftChars="0" w:hanging="420" w:firstLineChars="0"/>
+              <w:jc w:val="both"/>
+              <w:textAlignment w:val="auto"/>
+              <w:rPr>
+                <w:rFonts w:hint="default"/>
+                <w:lang w:val="en-US" w:eastAsia="zh-CN"/>
+              </w:rPr>
+            </w:pPr>
+            <w:r>
+              <w:rPr>
+                <w:rFonts w:hint="default"/>
+                <w:b/>
+                <w:bCs/>
+                <w:sz w:val="25"/>
+                <w:szCs w:val="25"/>
+                <w:vertAlign w:val="baseline"/>
+                <w:lang w:val="en-US" w:eastAsia="zh-CN"/>
+              </w:rPr>
+              <w:t>Measures</w:t>
+            </w:r>
+            <w:r>
+              <w:rPr>
+                <w:rFonts w:hint="default" w:cstheme="minorBidi"/>
+                <w:b w:val="0"/>
+                <w:bCs w:val="0"/>
+                <w:kern w:val="0"/>
+                <w:sz w:val="24"/>
+                <w:szCs w:val="24"/>
+                <w:vertAlign w:val="baseline"/>
+                <w:lang w:val="en-US" w:eastAsia="zh-CN" w:bidi="ar-SA"/>
+              </w:rPr>
+              <w:t xml:space="preserve">: </w:t>
+            </w:r>
+          </w:p>
+          <w:p>
+            <w:pPr>
+              <w:keepNext w:val="0"/>
+              <w:keepLines w:val="0"/>
+              <w:pageBreakBefore w:val="0"/>
+              <w:widowControl w:val="0"/>
+              <w:numPr>
+                <w:ilvl w:val="0"/>
+                <w:numId w:val="9"/>
+              </w:numPr>
+              <w:kinsoku/>
+              <w:wordWrap/>
+              <w:overflowPunct/>
+              <w:topLinePunct w:val="0"/>
+              <w:autoSpaceDE/>
+              <w:autoSpaceDN/>
+              <w:bidi w:val="0"/>
+              <w:adjustRightInd/>
+              <w:snapToGrid/>
+              <w:spacing w:line="22" w:lineRule="atLeast"/>
+              <w:ind w:left="1265" w:leftChars="0" w:hanging="425" w:firstLineChars="0"/>
+              <w:jc w:val="left"/>
+              <w:textAlignment w:val="auto"/>
+              <w:rPr>
+                <w:rFonts w:hint="default"/>
+                <w:b w:val="0"/>
+                <w:bCs w:val="0"/>
+                <w:sz w:val="24"/>
+                <w:szCs w:val="24"/>
+                <w:vertAlign w:val="baseline"/>
+                <w:lang w:val="en-US" w:eastAsia="zh-CN"/>
+              </w:rPr>
+            </w:pPr>
+            <w:r>
+              <w:rPr>
+                <w:rFonts w:hint="default"/>
+                <w:b w:val="0"/>
+                <w:bCs w:val="0"/>
+                <w:sz w:val="24"/>
+                <w:szCs w:val="24"/>
+                <w:vertAlign w:val="baseline"/>
+                <w:lang w:val="en-US" w:eastAsia="zh-CN"/>
+              </w:rPr>
+              <w:t xml:space="preserve"> Smart card.</w:t>
+            </w:r>
+          </w:p>
+          <w:p>
+            <w:pPr>
+              <w:keepNext w:val="0"/>
+              <w:keepLines w:val="0"/>
+              <w:pageBreakBefore w:val="0"/>
+              <w:widowControl w:val="0"/>
+              <w:numPr>
+                <w:ilvl w:val="0"/>
+                <w:numId w:val="9"/>
+              </w:numPr>
+              <w:kinsoku/>
+              <w:wordWrap/>
+              <w:overflowPunct/>
+              <w:topLinePunct w:val="0"/>
+              <w:autoSpaceDE/>
+              <w:autoSpaceDN/>
+              <w:bidi w:val="0"/>
+              <w:adjustRightInd/>
+              <w:snapToGrid/>
+              <w:spacing w:line="22" w:lineRule="atLeast"/>
+              <w:ind w:left="1265" w:leftChars="0" w:hanging="425" w:firstLineChars="0"/>
+              <w:jc w:val="left"/>
+              <w:textAlignment w:val="auto"/>
+              <w:rPr>
+                <w:rFonts w:hint="default"/>
+                <w:b w:val="0"/>
+                <w:bCs w:val="0"/>
+                <w:sz w:val="24"/>
+                <w:szCs w:val="24"/>
+                <w:vertAlign w:val="baseline"/>
+                <w:lang w:val="en-US" w:eastAsia="zh-CN"/>
+              </w:rPr>
+            </w:pPr>
+            <w:r>
+              <w:rPr>
+                <w:rFonts w:hint="default"/>
+                <w:b w:val="0"/>
+                <w:bCs w:val="0"/>
+                <w:sz w:val="24"/>
+                <w:szCs w:val="24"/>
+                <w:vertAlign w:val="baseline"/>
+                <w:lang w:val="en-US" w:eastAsia="zh-CN"/>
+              </w:rPr>
+              <w:t>Biometrics.</w:t>
+            </w:r>
+          </w:p>
+          <w:p>
+            <w:pPr>
+              <w:keepNext w:val="0"/>
+              <w:keepLines w:val="0"/>
+              <w:pageBreakBefore w:val="0"/>
+              <w:widowControl w:val="0"/>
+              <w:numPr>
+                <w:ilvl w:val="0"/>
+                <w:numId w:val="0"/>
+              </w:numPr>
+              <w:kinsoku/>
+              <w:wordWrap/>
+              <w:overflowPunct/>
+              <w:topLinePunct w:val="0"/>
+              <w:autoSpaceDE/>
+              <w:autoSpaceDN/>
+              <w:bidi w:val="0"/>
+              <w:adjustRightInd/>
+              <w:snapToGrid/>
+              <w:spacing w:line="22" w:lineRule="atLeast"/>
+              <w:ind w:leftChars="0"/>
+              <w:jc w:val="both"/>
+              <w:textAlignment w:val="auto"/>
               <w:rPr>
                 <w:rFonts w:hint="default"/>
                 <w:b/>
@@ -1012,16 +2436,20 @@
             <w:insideV w:val="single" w:color="auto" w:sz="4" w:space="0"/>
           </w:tblBorders>
           <w:tblCellMar>
+            <w:top w:w="0" w:type="dxa"/>
             <w:left w:w="108" w:type="dxa"/>
+            <w:bottom w:w="0" w:type="dxa"/>
             <w:right w:w="108" w:type="dxa"/>
           </w:tblCellMar>
         </w:tblPrEx>
         <w:tc>
           <w:tcPr>
-            <w:tcW w:w="4297" w:type="dxa"/>
+            <w:tcW w:w="2015" w:type="dxa"/>
           </w:tcPr>
           <w:p>
             <w:pPr>
+              <w:widowControl w:val="0"/>
+              <w:jc w:val="both"/>
               <w:rPr>
                 <w:rFonts w:hint="default"/>
                 <w:b/>
@@ -1048,10 +2476,147 @@
         </w:tc>
         <w:tc>
           <w:tcPr>
-            <w:tcW w:w="4297" w:type="dxa"/>
+            <w:tcW w:w="6879" w:type="dxa"/>
           </w:tcPr>
           <w:p>
             <w:pPr>
+              <w:widowControl w:val="0"/>
+              <w:numPr>
+                <w:ilvl w:val="0"/>
+                <w:numId w:val="10"/>
+              </w:numPr>
+              <w:ind w:left="420" w:leftChars="0" w:hanging="420" w:firstLineChars="0"/>
+              <w:jc w:val="both"/>
+              <w:rPr>
+                <w:rFonts w:hint="default"/>
+                <w:b/>
+                <w:bCs/>
+                <w:sz w:val="28"/>
+                <w:szCs w:val="28"/>
+                <w:vertAlign w:val="baseline"/>
+                <w:lang w:val="en-US"/>
+              </w:rPr>
+            </w:pPr>
+            <w:r>
+              <w:rPr>
+                <w:rFonts w:hint="default" w:asciiTheme="minorHAnsi" w:hAnsiTheme="minorHAnsi" w:eastAsiaTheme="minorEastAsia" w:cstheme="minorBidi"/>
+                <w:b w:val="0"/>
+                <w:bCs w:val="0"/>
+                <w:kern w:val="0"/>
+                <w:sz w:val="24"/>
+                <w:szCs w:val="24"/>
+                <w:vertAlign w:val="baseline"/>
+                <w:lang w:val="en-US" w:eastAsia="zh-CN" w:bidi="ar-SA"/>
+              </w:rPr>
+              <w:t>Non-repudiation is a way to guarantee that the sender of a message cannot later deny</w:t>
+            </w:r>
+            <w:r>
+              <w:rPr>
+                <w:rFonts w:hint="default" w:cstheme="minorBidi"/>
+                <w:b w:val="0"/>
+                <w:bCs w:val="0"/>
+                <w:kern w:val="0"/>
+                <w:sz w:val="24"/>
+                <w:szCs w:val="24"/>
+                <w:vertAlign w:val="baseline"/>
+                <w:lang w:val="en-US" w:eastAsia="zh-CN" w:bidi="ar-SA"/>
+              </w:rPr>
+              <w:t xml:space="preserve"> </w:t>
+            </w:r>
+            <w:r>
+              <w:rPr>
+                <w:rFonts w:hint="default" w:asciiTheme="minorHAnsi" w:hAnsiTheme="minorHAnsi" w:eastAsiaTheme="minorEastAsia" w:cstheme="minorBidi"/>
+                <w:b w:val="0"/>
+                <w:bCs w:val="0"/>
+                <w:kern w:val="0"/>
+                <w:sz w:val="24"/>
+                <w:szCs w:val="24"/>
+                <w:vertAlign w:val="baseline"/>
+                <w:lang w:val="en-US" w:eastAsia="zh-CN" w:bidi="ar-SA"/>
+              </w:rPr>
+              <w:t>having sent the message and that the recipient cannot deny having received the</w:t>
+            </w:r>
+            <w:r>
+              <w:rPr>
+                <w:rFonts w:hint="default" w:cstheme="minorBidi"/>
+                <w:b w:val="0"/>
+                <w:bCs w:val="0"/>
+                <w:kern w:val="0"/>
+                <w:sz w:val="24"/>
+                <w:szCs w:val="24"/>
+                <w:vertAlign w:val="baseline"/>
+                <w:lang w:val="en-US" w:eastAsia="zh-CN" w:bidi="ar-SA"/>
+              </w:rPr>
+              <w:t xml:space="preserve"> </w:t>
+            </w:r>
+            <w:r>
+              <w:rPr>
+                <w:rFonts w:hint="default" w:asciiTheme="minorHAnsi" w:hAnsiTheme="minorHAnsi" w:eastAsiaTheme="minorEastAsia" w:cstheme="minorBidi"/>
+                <w:b w:val="0"/>
+                <w:bCs w:val="0"/>
+                <w:kern w:val="0"/>
+                <w:sz w:val="24"/>
+                <w:szCs w:val="24"/>
+                <w:vertAlign w:val="baseline"/>
+                <w:lang w:val="en-US" w:eastAsia="zh-CN" w:bidi="ar-SA"/>
+              </w:rPr>
+              <w:t>message.</w:t>
+            </w:r>
+          </w:p>
+          <w:p>
+            <w:pPr>
+              <w:widowControl w:val="0"/>
+              <w:numPr>
+                <w:ilvl w:val="0"/>
+                <w:numId w:val="10"/>
+              </w:numPr>
+              <w:ind w:left="420" w:leftChars="0" w:hanging="420" w:firstLineChars="0"/>
+              <w:jc w:val="both"/>
+              <w:rPr>
+                <w:rFonts w:hint="default"/>
+                <w:b/>
+                <w:bCs/>
+                <w:sz w:val="28"/>
+                <w:szCs w:val="28"/>
+                <w:vertAlign w:val="baseline"/>
+                <w:lang w:val="en-US"/>
+              </w:rPr>
+            </w:pPr>
+            <w:r>
+              <w:rPr>
+                <w:rFonts w:hint="default"/>
+                <w:b/>
+                <w:bCs/>
+                <w:sz w:val="25"/>
+                <w:szCs w:val="25"/>
+                <w:vertAlign w:val="baseline"/>
+                <w:lang w:val="en-US" w:eastAsia="zh-CN"/>
+              </w:rPr>
+              <w:t xml:space="preserve">Measures </w:t>
+            </w:r>
+            <w:r>
+              <w:rPr>
+                <w:rFonts w:hint="default" w:cstheme="minorBidi"/>
+                <w:b w:val="0"/>
+                <w:bCs w:val="0"/>
+                <w:kern w:val="0"/>
+                <w:sz w:val="24"/>
+                <w:szCs w:val="24"/>
+                <w:vertAlign w:val="baseline"/>
+                <w:lang w:val="en-US" w:eastAsia="zh-CN" w:bidi="ar-SA"/>
+              </w:rPr>
+              <w:t>: Digital Signatures.</w:t>
+            </w:r>
+          </w:p>
+          <w:p>
+            <w:pPr>
+              <w:widowControl w:val="0"/>
+              <w:numPr>
+                <w:ilvl w:val="0"/>
+                <w:numId w:val="0"/>
+              </w:numPr>
+              <w:ind w:leftChars="0"/>
+              <w:jc w:val="both"/>
               <w:rPr>
                 <w:rFonts w:hint="default"/>
                 <w:b/>
@@ -1077,6 +2642,873 @@
           <w:lang w:val="en-US"/>
         </w:rPr>
       </w:pPr>
+    </w:p>
+    <w:p>
+      <w:pPr>
+        <w:rPr>
+          <w:rFonts w:hint="default"/>
+          <w:b/>
+          <w:bCs/>
+          <w:sz w:val="28"/>
+          <w:szCs w:val="28"/>
+          <w:lang w:val="en-US"/>
+        </w:rPr>
+      </w:pPr>
+    </w:p>
+    <w:p>
+      <w:pPr>
+        <w:numPr>
+          <w:ilvl w:val="0"/>
+          <w:numId w:val="11"/>
+        </w:numPr>
+        <w:ind w:left="420" w:leftChars="0" w:hanging="420" w:firstLineChars="0"/>
+        <w:rPr>
+          <w:rFonts w:hint="default"/>
+          <w:b/>
+          <w:bCs/>
+          <w:sz w:val="28"/>
+          <w:szCs w:val="28"/>
+          <w:lang w:val="en-US"/>
+        </w:rPr>
+      </w:pPr>
+      <w:r>
+        <w:rPr>
+          <w:rFonts w:hint="default"/>
+          <w:b/>
+          <w:bCs/>
+          <w:sz w:val="28"/>
+          <w:szCs w:val="28"/>
+          <w:lang w:val="en-US"/>
+        </w:rPr>
+        <w:t>Information Security Attacks: Motives, Goals, and Objectives:</w:t>
+      </w:r>
+    </w:p>
+    <w:p>
+      <w:pPr>
+        <w:rPr>
+          <w:rFonts w:hint="default"/>
+          <w:b/>
+          <w:bCs/>
+          <w:sz w:val="28"/>
+          <w:szCs w:val="28"/>
+          <w:lang w:val="en-US"/>
+        </w:rPr>
+      </w:pPr>
+    </w:p>
+    <w:p>
+      <w:pPr>
+        <w:jc w:val="center"/>
+        <w:rPr>
+          <w:rFonts w:hint="default"/>
+          <w:b w:val="0"/>
+          <w:bCs w:val="0"/>
+          <w:sz w:val="28"/>
+          <w:szCs w:val="28"/>
+          <w:lang w:val="en-US"/>
+        </w:rPr>
+      </w:pPr>
+      <w:r>
+        <w:rPr>
+          <w:rFonts w:hint="default"/>
+          <w:b w:val="0"/>
+          <w:bCs w:val="0"/>
+          <w:sz w:val="28"/>
+          <w:szCs w:val="28"/>
+          <w:lang w:val="en-US"/>
+        </w:rPr>
+        <w:t>Attack= motive (goal) + Method (TPP) + Vulnerability</w:t>
+      </w:r>
+    </w:p>
+    <w:p>
+      <w:pPr>
+        <w:jc w:val="center"/>
+        <w:rPr>
+          <w:rFonts w:hint="default"/>
+          <w:b w:val="0"/>
+          <w:bCs w:val="0"/>
+          <w:sz w:val="28"/>
+          <w:szCs w:val="28"/>
+          <w:lang w:val="en-US"/>
+        </w:rPr>
+      </w:pPr>
+    </w:p>
+    <w:p>
+      <w:pPr>
+        <w:numPr>
+          <w:ilvl w:val="0"/>
+          <w:numId w:val="11"/>
+        </w:numPr>
+        <w:ind w:left="420" w:leftChars="0" w:hanging="420" w:firstLineChars="0"/>
+        <w:rPr>
+          <w:rFonts w:hint="default"/>
+          <w:b/>
+          <w:bCs/>
+          <w:sz w:val="28"/>
+          <w:szCs w:val="28"/>
+          <w:lang w:val="en-US"/>
+        </w:rPr>
+      </w:pPr>
+      <w:r>
+        <w:rPr>
+          <w:rFonts w:hint="default"/>
+          <w:b/>
+          <w:bCs/>
+          <w:sz w:val="28"/>
+          <w:szCs w:val="28"/>
+          <w:lang w:val="en-US"/>
+        </w:rPr>
+        <w:t>Tactics, Techniques, and Procedures (TTPs):</w:t>
+      </w:r>
+    </w:p>
+    <w:p>
+      <w:pPr>
+        <w:numPr>
+          <w:ilvl w:val="0"/>
+          <w:numId w:val="0"/>
+        </w:numPr>
+        <w:ind w:leftChars="0"/>
+        <w:rPr>
+          <w:rFonts w:hint="default"/>
+          <w:b/>
+          <w:bCs/>
+          <w:sz w:val="28"/>
+          <w:szCs w:val="28"/>
+          <w:lang w:val="en-US"/>
+        </w:rPr>
+      </w:pPr>
+    </w:p>
+    <w:p>
+      <w:pPr>
+        <w:numPr>
+          <w:ilvl w:val="0"/>
+          <w:numId w:val="0"/>
+        </w:numPr>
+        <w:ind w:leftChars="0"/>
+        <w:rPr>
+          <w:rFonts w:hint="default"/>
+          <w:b/>
+          <w:bCs/>
+          <w:sz w:val="28"/>
+          <w:szCs w:val="28"/>
+          <w:lang w:val="en-US"/>
+        </w:rPr>
+      </w:pPr>
+    </w:p>
+    <w:tbl>
+      <w:tblPr>
+        <w:tblStyle w:val="10"/>
+        <w:tblW w:w="8809" w:type="dxa"/>
+        <w:tblInd w:w="0" w:type="dxa"/>
+        <w:tblBorders>
+          <w:top w:val="single" w:color="auto" w:sz="4" w:space="0"/>
+          <w:left w:val="single" w:color="auto" w:sz="4" w:space="0"/>
+          <w:bottom w:val="single" w:color="auto" w:sz="4" w:space="0"/>
+          <w:right w:val="single" w:color="auto" w:sz="4" w:space="0"/>
+          <w:insideH w:val="single" w:color="auto" w:sz="4" w:space="0"/>
+          <w:insideV w:val="single" w:color="auto" w:sz="4" w:space="0"/>
+        </w:tblBorders>
+        <w:tblLayout w:type="autofit"/>
+        <w:tblCellMar>
+          <w:top w:w="0" w:type="dxa"/>
+          <w:left w:w="108" w:type="dxa"/>
+          <w:bottom w:w="0" w:type="dxa"/>
+          <w:right w:w="108" w:type="dxa"/>
+        </w:tblCellMar>
+      </w:tblPr>
+      <w:tblGrid>
+        <w:gridCol w:w="2864"/>
+        <w:gridCol w:w="2933"/>
+        <w:gridCol w:w="3012"/>
+      </w:tblGrid>
+      <w:tr>
+        <w:tblPrEx>
+          <w:tblBorders>
+            <w:top w:val="single" w:color="auto" w:sz="4" w:space="0"/>
+            <w:left w:val="single" w:color="auto" w:sz="4" w:space="0"/>
+            <w:bottom w:val="single" w:color="auto" w:sz="4" w:space="0"/>
+            <w:right w:val="single" w:color="auto" w:sz="4" w:space="0"/>
+            <w:insideH w:val="single" w:color="auto" w:sz="4" w:space="0"/>
+            <w:insideV w:val="single" w:color="auto" w:sz="4" w:space="0"/>
+          </w:tblBorders>
+          <w:tblCellMar>
+            <w:top w:w="0" w:type="dxa"/>
+            <w:left w:w="108" w:type="dxa"/>
+            <w:bottom w:w="0" w:type="dxa"/>
+            <w:right w:w="108" w:type="dxa"/>
+          </w:tblCellMar>
+        </w:tblPrEx>
+        <w:tc>
+          <w:tcPr>
+            <w:tcW w:w="2864" w:type="dxa"/>
+          </w:tcPr>
+          <w:p>
+            <w:pPr>
+              <w:widowControl w:val="0"/>
+              <w:numPr>
+                <w:ilvl w:val="0"/>
+                <w:numId w:val="0"/>
+              </w:numPr>
+              <w:jc w:val="center"/>
+              <w:rPr>
+                <w:rFonts w:hint="default"/>
+                <w:b/>
+                <w:bCs/>
+                <w:sz w:val="28"/>
+                <w:szCs w:val="28"/>
+                <w:lang w:val="en-US"/>
+              </w:rPr>
+            </w:pPr>
+            <w:r>
+              <w:rPr>
+                <w:rFonts w:hint="default"/>
+                <w:b/>
+                <w:bCs/>
+                <w:sz w:val="28"/>
+                <w:szCs w:val="28"/>
+                <w:lang w:val="en-US"/>
+              </w:rPr>
+              <w:t>Tactics</w:t>
+            </w:r>
+          </w:p>
+          <w:p>
+            <w:pPr>
+              <w:widowControl w:val="0"/>
+              <w:numPr>
+                <w:ilvl w:val="0"/>
+                <w:numId w:val="0"/>
+              </w:numPr>
+              <w:jc w:val="center"/>
+              <w:rPr>
+                <w:rFonts w:hint="default"/>
+                <w:b/>
+                <w:bCs/>
+                <w:sz w:val="28"/>
+                <w:szCs w:val="28"/>
+                <w:lang w:val="en-US"/>
+              </w:rPr>
+            </w:pPr>
+          </w:p>
+          <w:p>
+            <w:pPr>
+              <w:widowControl w:val="0"/>
+              <w:numPr>
+                <w:ilvl w:val="-2"/>
+                <w:numId w:val="0"/>
+              </w:numPr>
+              <w:ind w:left="0" w:leftChars="0"/>
+              <w:jc w:val="center"/>
+              <w:rPr>
+                <w:rFonts w:hint="default"/>
+                <w:b w:val="0"/>
+                <w:bCs w:val="0"/>
+                <w:sz w:val="24"/>
+                <w:szCs w:val="24"/>
+                <w:lang w:val="en-US"/>
+              </w:rPr>
+            </w:pPr>
+            <w:r>
+              <w:rPr>
+                <w:rFonts w:hint="default"/>
+                <w:b w:val="0"/>
+                <w:bCs w:val="0"/>
+                <w:sz w:val="24"/>
+                <w:szCs w:val="24"/>
+                <w:lang w:val="en-US"/>
+              </w:rPr>
+              <w:t>Strategy Adopted by an attack to perform attack from start to end.</w:t>
+            </w:r>
+          </w:p>
+          <w:p>
+            <w:pPr>
+              <w:widowControl w:val="0"/>
+              <w:numPr>
+                <w:ilvl w:val="-2"/>
+                <w:numId w:val="0"/>
+              </w:numPr>
+              <w:ind w:left="0" w:leftChars="0"/>
+              <w:jc w:val="center"/>
+              <w:rPr>
+                <w:rFonts w:hint="default"/>
+                <w:b w:val="0"/>
+                <w:bCs w:val="0"/>
+                <w:sz w:val="24"/>
+                <w:szCs w:val="24"/>
+                <w:lang w:val="en-US"/>
+              </w:rPr>
+            </w:pPr>
+          </w:p>
+          <w:p>
+            <w:pPr>
+              <w:widowControl w:val="0"/>
+              <w:numPr>
+                <w:ilvl w:val="-2"/>
+                <w:numId w:val="0"/>
+              </w:numPr>
+              <w:ind w:left="0" w:leftChars="0"/>
+              <w:jc w:val="center"/>
+              <w:rPr>
+                <w:rFonts w:hint="default"/>
+                <w:b w:val="0"/>
+                <w:bCs w:val="0"/>
+                <w:sz w:val="24"/>
+                <w:szCs w:val="24"/>
+                <w:lang w:val="en-US"/>
+              </w:rPr>
+            </w:pPr>
+            <w:r>
+              <w:rPr>
+                <w:rFonts w:hint="default"/>
+                <w:b w:val="0"/>
+                <w:bCs w:val="0"/>
+                <w:sz w:val="24"/>
+                <w:szCs w:val="24"/>
+                <w:lang w:val="en-US"/>
+              </w:rPr>
+              <w:t>Goals.</w:t>
+            </w:r>
+          </w:p>
+          <w:p>
+            <w:pPr>
+              <w:widowControl w:val="0"/>
+              <w:numPr>
+                <w:ilvl w:val="-2"/>
+                <w:numId w:val="0"/>
+              </w:numPr>
+              <w:ind w:left="0" w:leftChars="0"/>
+              <w:jc w:val="center"/>
+              <w:rPr>
+                <w:rFonts w:hint="default"/>
+                <w:b w:val="0"/>
+                <w:bCs w:val="0"/>
+                <w:sz w:val="24"/>
+                <w:szCs w:val="24"/>
+                <w:lang w:val="en-US"/>
+              </w:rPr>
+            </w:pPr>
+          </w:p>
+          <w:p>
+            <w:pPr>
+              <w:widowControl w:val="0"/>
+              <w:numPr>
+                <w:ilvl w:val="-2"/>
+                <w:numId w:val="0"/>
+              </w:numPr>
+              <w:ind w:left="0" w:leftChars="0"/>
+              <w:jc w:val="both"/>
+              <w:rPr>
+                <w:rFonts w:hint="default"/>
+                <w:b w:val="0"/>
+                <w:bCs w:val="0"/>
+                <w:sz w:val="24"/>
+                <w:szCs w:val="24"/>
+                <w:lang w:val="en-US"/>
+              </w:rPr>
+            </w:pPr>
+            <w:r>
+              <w:rPr>
+                <w:rFonts w:hint="default"/>
+                <w:b w:val="0"/>
+                <w:bCs w:val="0"/>
+                <w:sz w:val="24"/>
+                <w:szCs w:val="24"/>
+                <w:lang w:val="en-US"/>
+              </w:rPr>
+              <w:t xml:space="preserve">Understanding the tactics helps to predict and detect evolving threats in the early stages.  </w:t>
+            </w:r>
+          </w:p>
+        </w:tc>
+        <w:tc>
+          <w:tcPr>
+            <w:tcW w:w="2933" w:type="dxa"/>
+          </w:tcPr>
+          <w:p>
+            <w:pPr>
+              <w:widowControl w:val="0"/>
+              <w:numPr>
+                <w:ilvl w:val="0"/>
+                <w:numId w:val="0"/>
+              </w:numPr>
+              <w:jc w:val="center"/>
+              <w:rPr>
+                <w:rFonts w:hint="default"/>
+                <w:b/>
+                <w:bCs/>
+                <w:sz w:val="28"/>
+                <w:szCs w:val="28"/>
+                <w:lang w:val="en-US"/>
+              </w:rPr>
+            </w:pPr>
+            <w:r>
+              <w:rPr>
+                <w:rFonts w:hint="default"/>
+                <w:b/>
+                <w:bCs/>
+                <w:sz w:val="28"/>
+                <w:szCs w:val="28"/>
+                <w:lang w:val="en-US"/>
+              </w:rPr>
+              <w:t>Techniques</w:t>
+            </w:r>
+          </w:p>
+          <w:p>
+            <w:pPr>
+              <w:widowControl w:val="0"/>
+              <w:numPr>
+                <w:ilvl w:val="0"/>
+                <w:numId w:val="0"/>
+              </w:numPr>
+              <w:jc w:val="center"/>
+              <w:rPr>
+                <w:rFonts w:hint="default"/>
+                <w:b/>
+                <w:bCs/>
+                <w:sz w:val="28"/>
+                <w:szCs w:val="28"/>
+                <w:lang w:val="en-US"/>
+              </w:rPr>
+            </w:pPr>
+          </w:p>
+          <w:p>
+            <w:pPr>
+              <w:widowControl w:val="0"/>
+              <w:numPr>
+                <w:ilvl w:val="0"/>
+                <w:numId w:val="0"/>
+              </w:numPr>
+              <w:jc w:val="center"/>
+              <w:rPr>
+                <w:rFonts w:hint="default"/>
+                <w:b w:val="0"/>
+                <w:bCs w:val="0"/>
+                <w:sz w:val="24"/>
+                <w:szCs w:val="24"/>
+                <w:lang w:val="en-US"/>
+              </w:rPr>
+            </w:pPr>
+            <w:r>
+              <w:rPr>
+                <w:rFonts w:hint="default"/>
+                <w:b w:val="0"/>
+                <w:bCs w:val="0"/>
+                <w:sz w:val="24"/>
+                <w:szCs w:val="24"/>
+                <w:lang w:val="en-US"/>
+              </w:rPr>
+              <w:t>Technical methods to achieve intermediate results during attack.</w:t>
+            </w:r>
+          </w:p>
+          <w:p>
+            <w:pPr>
+              <w:widowControl w:val="0"/>
+              <w:numPr>
+                <w:ilvl w:val="0"/>
+                <w:numId w:val="0"/>
+              </w:numPr>
+              <w:jc w:val="center"/>
+              <w:rPr>
+                <w:rFonts w:hint="default"/>
+                <w:b w:val="0"/>
+                <w:bCs w:val="0"/>
+                <w:sz w:val="24"/>
+                <w:szCs w:val="24"/>
+                <w:lang w:val="en-US"/>
+              </w:rPr>
+            </w:pPr>
+          </w:p>
+          <w:p>
+            <w:pPr>
+              <w:widowControl w:val="0"/>
+              <w:numPr>
+                <w:ilvl w:val="0"/>
+                <w:numId w:val="0"/>
+              </w:numPr>
+              <w:jc w:val="center"/>
+              <w:rPr>
+                <w:rFonts w:hint="default"/>
+                <w:b w:val="0"/>
+                <w:bCs w:val="0"/>
+                <w:sz w:val="24"/>
+                <w:szCs w:val="24"/>
+                <w:lang w:val="en-US"/>
+              </w:rPr>
+            </w:pPr>
+            <w:r>
+              <w:rPr>
+                <w:rFonts w:hint="default"/>
+                <w:b w:val="0"/>
+                <w:bCs w:val="0"/>
+                <w:sz w:val="24"/>
+                <w:szCs w:val="24"/>
+                <w:lang w:val="en-US"/>
+              </w:rPr>
+              <w:t>How they gonna do.</w:t>
+            </w:r>
+          </w:p>
+          <w:p>
+            <w:pPr>
+              <w:widowControl w:val="0"/>
+              <w:numPr>
+                <w:ilvl w:val="0"/>
+                <w:numId w:val="0"/>
+              </w:numPr>
+              <w:jc w:val="center"/>
+              <w:rPr>
+                <w:rFonts w:hint="default"/>
+                <w:b w:val="0"/>
+                <w:bCs w:val="0"/>
+                <w:sz w:val="24"/>
+                <w:szCs w:val="24"/>
+                <w:lang w:val="en-US"/>
+              </w:rPr>
+            </w:pPr>
+          </w:p>
+          <w:p>
+            <w:pPr>
+              <w:widowControl w:val="0"/>
+              <w:numPr>
+                <w:ilvl w:val="-2"/>
+                <w:numId w:val="0"/>
+              </w:numPr>
+              <w:ind w:left="0" w:leftChars="0"/>
+              <w:jc w:val="both"/>
+              <w:rPr>
+                <w:rFonts w:hint="default"/>
+                <w:b w:val="0"/>
+                <w:bCs w:val="0"/>
+                <w:sz w:val="24"/>
+                <w:szCs w:val="24"/>
+                <w:lang w:val="en-US"/>
+              </w:rPr>
+            </w:pPr>
+            <w:r>
+              <w:rPr>
+                <w:rFonts w:hint="default"/>
+                <w:b w:val="0"/>
+                <w:bCs w:val="0"/>
+                <w:sz w:val="24"/>
+                <w:szCs w:val="24"/>
+                <w:lang w:val="en-US"/>
+              </w:rPr>
+              <w:t>Understanding the techniques used by attackers helps to identify vulnerabilities and implement</w:t>
+            </w:r>
+            <w:bookmarkStart w:id="0" w:name="_GoBack"/>
+            <w:bookmarkEnd w:id="0"/>
+            <w:r>
+              <w:rPr>
+                <w:rFonts w:hint="default"/>
+                <w:b w:val="0"/>
+                <w:bCs w:val="0"/>
+                <w:sz w:val="24"/>
+                <w:szCs w:val="24"/>
+                <w:lang w:val="en-US"/>
+              </w:rPr>
+              <w:t xml:space="preserve"> defensive measures in advance.</w:t>
+            </w:r>
+          </w:p>
+          <w:p>
+            <w:pPr>
+              <w:widowControl w:val="0"/>
+              <w:numPr>
+                <w:ilvl w:val="0"/>
+                <w:numId w:val="0"/>
+              </w:numPr>
+              <w:jc w:val="center"/>
+              <w:rPr>
+                <w:rFonts w:hint="default"/>
+                <w:b w:val="0"/>
+                <w:bCs w:val="0"/>
+                <w:sz w:val="24"/>
+                <w:szCs w:val="24"/>
+                <w:lang w:val="en-US"/>
+              </w:rPr>
+            </w:pPr>
+          </w:p>
+        </w:tc>
+        <w:tc>
+          <w:tcPr>
+            <w:tcW w:w="3012" w:type="dxa"/>
+          </w:tcPr>
+          <w:p>
+            <w:pPr>
+              <w:widowControl w:val="0"/>
+              <w:numPr>
+                <w:ilvl w:val="0"/>
+                <w:numId w:val="0"/>
+              </w:numPr>
+              <w:jc w:val="center"/>
+              <w:rPr>
+                <w:rFonts w:hint="default"/>
+                <w:b/>
+                <w:bCs/>
+                <w:sz w:val="28"/>
+                <w:szCs w:val="28"/>
+                <w:lang w:val="en-US"/>
+              </w:rPr>
+            </w:pPr>
+            <w:r>
+              <w:rPr>
+                <w:rFonts w:hint="default"/>
+                <w:b/>
+                <w:bCs/>
+                <w:sz w:val="28"/>
+                <w:szCs w:val="28"/>
+                <w:lang w:val="en-US"/>
+              </w:rPr>
+              <w:t>Techniques</w:t>
+            </w:r>
+          </w:p>
+          <w:p>
+            <w:pPr>
+              <w:widowControl w:val="0"/>
+              <w:numPr>
+                <w:ilvl w:val="0"/>
+                <w:numId w:val="0"/>
+              </w:numPr>
+              <w:jc w:val="center"/>
+              <w:rPr>
+                <w:rFonts w:hint="default"/>
+                <w:b/>
+                <w:bCs/>
+                <w:sz w:val="28"/>
+                <w:szCs w:val="28"/>
+                <w:lang w:val="en-US"/>
+              </w:rPr>
+            </w:pPr>
+          </w:p>
+          <w:p>
+            <w:pPr>
+              <w:widowControl w:val="0"/>
+              <w:numPr>
+                <w:ilvl w:val="0"/>
+                <w:numId w:val="0"/>
+              </w:numPr>
+              <w:jc w:val="center"/>
+              <w:rPr>
+                <w:rFonts w:hint="default"/>
+                <w:b w:val="0"/>
+                <w:bCs w:val="0"/>
+                <w:sz w:val="24"/>
+                <w:szCs w:val="24"/>
+                <w:lang w:val="en-US"/>
+              </w:rPr>
+            </w:pPr>
+            <w:r>
+              <w:rPr>
+                <w:rFonts w:hint="default"/>
+                <w:b w:val="0"/>
+                <w:bCs w:val="0"/>
+                <w:sz w:val="24"/>
+                <w:szCs w:val="24"/>
+                <w:lang w:val="en-US"/>
+              </w:rPr>
+              <w:t>Systematic approach adopted by threat actor to launch an attack.</w:t>
+            </w:r>
+          </w:p>
+          <w:p>
+            <w:pPr>
+              <w:widowControl w:val="0"/>
+              <w:numPr>
+                <w:ilvl w:val="0"/>
+                <w:numId w:val="0"/>
+              </w:numPr>
+              <w:jc w:val="both"/>
+              <w:rPr>
+                <w:rFonts w:hint="default"/>
+                <w:b w:val="0"/>
+                <w:bCs w:val="0"/>
+                <w:sz w:val="24"/>
+                <w:szCs w:val="24"/>
+                <w:lang w:val="en-US"/>
+              </w:rPr>
+            </w:pPr>
+          </w:p>
+          <w:p>
+            <w:pPr>
+              <w:widowControl w:val="0"/>
+              <w:numPr>
+                <w:ilvl w:val="0"/>
+                <w:numId w:val="0"/>
+              </w:numPr>
+              <w:jc w:val="center"/>
+              <w:rPr>
+                <w:rFonts w:hint="default"/>
+                <w:b w:val="0"/>
+                <w:bCs w:val="0"/>
+                <w:sz w:val="24"/>
+                <w:szCs w:val="24"/>
+                <w:lang w:val="en-US"/>
+              </w:rPr>
+            </w:pPr>
+            <w:r>
+              <w:rPr>
+                <w:rFonts w:hint="default"/>
+                <w:b w:val="0"/>
+                <w:bCs w:val="0"/>
+                <w:sz w:val="24"/>
+                <w:szCs w:val="24"/>
+                <w:lang w:val="en-US"/>
+              </w:rPr>
+              <w:t>Tools used.</w:t>
+            </w:r>
+          </w:p>
+          <w:p>
+            <w:pPr>
+              <w:widowControl w:val="0"/>
+              <w:numPr>
+                <w:ilvl w:val="0"/>
+                <w:numId w:val="0"/>
+              </w:numPr>
+              <w:jc w:val="center"/>
+              <w:rPr>
+                <w:rFonts w:hint="default"/>
+                <w:b w:val="0"/>
+                <w:bCs w:val="0"/>
+                <w:sz w:val="24"/>
+                <w:szCs w:val="24"/>
+                <w:lang w:val="en-US"/>
+              </w:rPr>
+            </w:pPr>
+          </w:p>
+          <w:p>
+            <w:pPr>
+              <w:widowControl w:val="0"/>
+              <w:numPr>
+                <w:ilvl w:val="-2"/>
+                <w:numId w:val="0"/>
+              </w:numPr>
+              <w:ind w:left="0" w:leftChars="0"/>
+              <w:jc w:val="both"/>
+              <w:rPr>
+                <w:rFonts w:hint="default"/>
+                <w:b w:val="0"/>
+                <w:bCs w:val="0"/>
+                <w:sz w:val="24"/>
+                <w:szCs w:val="24"/>
+                <w:lang w:val="en-US"/>
+              </w:rPr>
+            </w:pPr>
+            <w:r>
+              <w:rPr>
+                <w:rFonts w:hint="default"/>
+                <w:b w:val="0"/>
+                <w:bCs w:val="0"/>
+                <w:sz w:val="24"/>
+                <w:szCs w:val="24"/>
+                <w:lang w:val="en-US"/>
+              </w:rPr>
+              <w:t>Analyzing the procedures used by the attackers helps to identify what the attacker is looking for within the target organization's infrastructure.</w:t>
+            </w:r>
+          </w:p>
+          <w:p>
+            <w:pPr>
+              <w:widowControl w:val="0"/>
+              <w:numPr>
+                <w:ilvl w:val="0"/>
+                <w:numId w:val="0"/>
+              </w:numPr>
+              <w:jc w:val="center"/>
+              <w:rPr>
+                <w:rFonts w:hint="default"/>
+                <w:b w:val="0"/>
+                <w:bCs w:val="0"/>
+                <w:sz w:val="24"/>
+                <w:szCs w:val="24"/>
+                <w:lang w:val="en-US"/>
+              </w:rPr>
+            </w:pPr>
+          </w:p>
+        </w:tc>
+      </w:tr>
+    </w:tbl>
+    <w:p>
+      <w:pPr>
+        <w:numPr>
+          <w:ilvl w:val="0"/>
+          <w:numId w:val="0"/>
+        </w:numPr>
+        <w:rPr>
+          <w:rFonts w:hint="default"/>
+          <w:b/>
+          <w:bCs/>
+          <w:sz w:val="28"/>
+          <w:szCs w:val="28"/>
+          <w:lang w:val="en-US"/>
+        </w:rPr>
+      </w:pPr>
+    </w:p>
+    <w:p>
+      <w:pPr>
+        <w:numPr>
+          <w:ilvl w:val="0"/>
+          <w:numId w:val="11"/>
+        </w:numPr>
+        <w:ind w:left="420" w:leftChars="0" w:hanging="420" w:firstLineChars="0"/>
+        <w:rPr>
+          <w:rFonts w:hint="default"/>
+          <w:b/>
+          <w:bCs/>
+          <w:sz w:val="28"/>
+          <w:szCs w:val="28"/>
+          <w:lang w:val="en-US"/>
+        </w:rPr>
+      </w:pPr>
+      <w:r>
+        <w:rPr>
+          <w:rFonts w:hint="default"/>
+          <w:b/>
+          <w:bCs/>
+          <w:sz w:val="28"/>
+          <w:szCs w:val="28"/>
+          <w:lang w:val="en-US"/>
+        </w:rPr>
+        <w:t>Vulnerability:</w:t>
+      </w:r>
+    </w:p>
+    <w:p>
+      <w:pPr>
+        <w:numPr>
+          <w:ilvl w:val="0"/>
+          <w:numId w:val="0"/>
+        </w:numPr>
+        <w:ind w:leftChars="0"/>
+        <w:rPr>
+          <w:rFonts w:hint="default"/>
+          <w:b/>
+          <w:bCs/>
+          <w:sz w:val="28"/>
+          <w:szCs w:val="28"/>
+          <w:lang w:val="en-US"/>
+        </w:rPr>
+      </w:pPr>
+    </w:p>
+    <w:p>
+      <w:pPr>
+        <w:numPr>
+          <w:ilvl w:val="-2"/>
+          <w:numId w:val="0"/>
+        </w:numPr>
+        <w:ind w:left="0" w:leftChars="0"/>
+        <w:jc w:val="center"/>
+        <w:rPr>
+          <w:rFonts w:hint="default"/>
+          <w:b w:val="0"/>
+          <w:bCs w:val="0"/>
+          <w:sz w:val="24"/>
+          <w:szCs w:val="24"/>
+          <w:lang w:val="en-US"/>
+        </w:rPr>
+      </w:pPr>
+      <w:r>
+        <w:rPr>
+          <w:rFonts w:hint="default"/>
+          <w:b w:val="0"/>
+          <w:bCs w:val="0"/>
+          <w:sz w:val="24"/>
+          <w:szCs w:val="24"/>
+          <w:lang w:val="en-US"/>
+        </w:rPr>
+        <w:t>Weakness in an asset that can be exploit by an attacker.</w:t>
+      </w:r>
     </w:p>
     <w:sectPr>
       <w:pgSz w:w="11906" w:h="16838"/>
@@ -1091,6 +3523,62 @@
 <file path=word/numbering.xml><?xml version="1.0" encoding="utf-8"?>
 <w:numbering xmlns:wpc="http://schemas.microsoft.com/office/word/2010/wordprocessingCanvas" xmlns:mc="http://schemas.openxmlformats.org/markup-compatibility/2006" xmlns:o="urn:schemas-microsoft-com:office:office" xmlns:r="http://schemas.openxmlformats.org/officeDocument/2006/relationships" xmlns:m="http://schemas.openxmlformats.org/officeDocument/2006/math" xmlns:v="urn:schemas-microsoft-com:vml" xmlns:wp14="http://schemas.microsoft.com/office/word/2010/wordprocessingDrawing" xmlns:wp="http://schemas.openxmlformats.org/drawingml/2006/wordprocessingDrawing" xmlns:w10="urn:schemas-microsoft-com:office:word" xmlns:w="http://schemas.openxmlformats.org/wordprocessingml/2006/main" xmlns:w14="http://schemas.microsoft.com/office/word/2010/wordml" xmlns:wpg="http://schemas.microsoft.com/office/word/2010/wordprocessingGroup" xmlns:wpi="http://schemas.microsoft.com/office/word/2010/wordprocessingInk" xmlns:wne="http://schemas.microsoft.com/office/word/2006/wordml" xmlns:wps="http://schemas.microsoft.com/office/word/2010/wordprocessingShape" xmlns:wpsCustomData="http://www.wps.cn/officeDocument/2013/wpsCustomData" mc:Ignorable="w14 wp14">
   <w:abstractNum w:abstractNumId="0">
+    <w:nsid w:val="9964087C"/>
+    <w:multiLevelType w:val="singleLevel"/>
+    <w:tmpl w:val="9964087C"/>
+    <w:lvl w:ilvl="0" w:tentative="0">
+      <w:start w:val="1"/>
+      <w:numFmt w:val="decimal"/>
+      <w:lvlText w:val="%1."/>
+      <w:lvlJc w:val="left"/>
+      <w:pPr>
+        <w:tabs>
+          <w:tab w:val="left" w:pos="312"/>
+        </w:tabs>
+      </w:pPr>
+    </w:lvl>
+  </w:abstractNum>
+  <w:abstractNum w:abstractNumId="1">
+    <w:nsid w:val="CB10CB94"/>
+    <w:multiLevelType w:val="singleLevel"/>
+    <w:tmpl w:val="CB10CB94"/>
+    <w:lvl w:ilvl="0" w:tentative="0">
+      <w:start w:val="1"/>
+      <w:numFmt w:val="bullet"/>
+      <w:lvlText w:val=""/>
+      <w:lvlJc w:val="left"/>
+      <w:pPr>
+        <w:tabs>
+          <w:tab w:val="left" w:pos="420"/>
+        </w:tabs>
+        <w:ind w:left="420" w:leftChars="0" w:hanging="420" w:firstLineChars="0"/>
+      </w:pPr>
+      <w:rPr>
+        <w:rFonts w:hint="default" w:ascii="Wingdings" w:hAnsi="Wingdings"/>
+      </w:rPr>
+    </w:lvl>
+  </w:abstractNum>
+  <w:abstractNum w:abstractNumId="2">
+    <w:nsid w:val="EEEC5C57"/>
+    <w:multiLevelType w:val="singleLevel"/>
+    <w:tmpl w:val="EEEC5C57"/>
+    <w:lvl w:ilvl="0" w:tentative="0">
+      <w:start w:val="1"/>
+      <w:numFmt w:val="bullet"/>
+      <w:lvlText w:val=""/>
+      <w:lvlJc w:val="left"/>
+      <w:pPr>
+        <w:tabs>
+          <w:tab w:val="left" w:pos="420"/>
+        </w:tabs>
+        <w:ind w:left="420" w:leftChars="0" w:hanging="420" w:firstLineChars="0"/>
+      </w:pPr>
+      <w:rPr>
+        <w:rFonts w:hint="default" w:ascii="Wingdings" w:hAnsi="Wingdings"/>
+      </w:rPr>
+    </w:lvl>
+  </w:abstractNum>
+  <w:abstractNum w:abstractNumId="3">
     <w:nsid w:val="F0F87991"/>
     <w:multiLevelType w:val="singleLevel"/>
     <w:tmpl w:val="F0F87991"/>
@@ -1102,7 +3590,49 @@
       <w:lvlJc w:val="left"/>
     </w:lvl>
   </w:abstractNum>
-  <w:abstractNum w:abstractNumId="1">
+  <w:abstractNum w:abstractNumId="4">
+    <w:nsid w:val="F26E45C8"/>
+    <w:multiLevelType w:val="singleLevel"/>
+    <w:tmpl w:val="F26E45C8"/>
+    <w:lvl w:ilvl="0" w:tentative="0">
+      <w:start w:val="1"/>
+      <w:numFmt w:val="decimal"/>
+      <w:lvlText w:val="%1."/>
+      <w:lvlJc w:val="left"/>
+      <w:pPr>
+        <w:tabs>
+          <w:tab w:val="left" w:pos="1265"/>
+        </w:tabs>
+        <w:ind w:left="1265" w:leftChars="0" w:hanging="425" w:firstLineChars="0"/>
+      </w:pPr>
+      <w:rPr>
+        <w:rFonts w:hint="default"/>
+        <w:b/>
+        <w:bCs/>
+      </w:rPr>
+    </w:lvl>
+  </w:abstractNum>
+  <w:abstractNum w:abstractNumId="5">
+    <w:nsid w:val="F7E26A4C"/>
+    <w:multiLevelType w:val="singleLevel"/>
+    <w:tmpl w:val="F7E26A4C"/>
+    <w:lvl w:ilvl="0" w:tentative="0">
+      <w:start w:val="1"/>
+      <w:numFmt w:val="bullet"/>
+      <w:lvlText w:val=""/>
+      <w:lvlJc w:val="left"/>
+      <w:pPr>
+        <w:tabs>
+          <w:tab w:val="left" w:pos="420"/>
+        </w:tabs>
+        <w:ind w:left="420" w:leftChars="0" w:hanging="420" w:firstLineChars="0"/>
+      </w:pPr>
+      <w:rPr>
+        <w:rFonts w:hint="default" w:ascii="Wingdings" w:hAnsi="Wingdings"/>
+      </w:rPr>
+    </w:lvl>
+  </w:abstractNum>
+  <w:abstractNum w:abstractNumId="6">
     <w:nsid w:val="24E09A7A"/>
     <w:multiLevelType w:val="singleLevel"/>
     <w:tmpl w:val="24E09A7A"/>
@@ -1122,7 +3652,27 @@
       </w:rPr>
     </w:lvl>
   </w:abstractNum>
-  <w:abstractNum w:abstractNumId="2">
+  <w:abstractNum w:abstractNumId="7">
+    <w:nsid w:val="499C1F1F"/>
+    <w:multiLevelType w:val="singleLevel"/>
+    <w:tmpl w:val="499C1F1F"/>
+    <w:lvl w:ilvl="0" w:tentative="0">
+      <w:start w:val="1"/>
+      <w:numFmt w:val="decimal"/>
+      <w:lvlText w:val="%1."/>
+      <w:lvlJc w:val="left"/>
+      <w:pPr>
+        <w:tabs>
+          <w:tab w:val="left" w:pos="1265"/>
+        </w:tabs>
+        <w:ind w:left="1265" w:leftChars="0" w:hanging="425" w:firstLineChars="0"/>
+      </w:pPr>
+      <w:rPr>
+        <w:rFonts w:hint="default"/>
+      </w:rPr>
+    </w:lvl>
+  </w:abstractNum>
+  <w:abstractNum w:abstractNumId="8">
     <w:nsid w:val="4A6857DA"/>
     <w:multiLevelType w:val="singleLevel"/>
     <w:tmpl w:val="4A6857DA"/>
@@ -1134,13 +3684,64 @@
       <w:lvlJc w:val="left"/>
     </w:lvl>
   </w:abstractNum>
+  <w:abstractNum w:abstractNumId="9">
+    <w:nsid w:val="6C21C8C6"/>
+    <w:multiLevelType w:val="singleLevel"/>
+    <w:tmpl w:val="6C21C8C6"/>
+    <w:lvl w:ilvl="0" w:tentative="0">
+      <w:start w:val="1"/>
+      <w:numFmt w:val="decimal"/>
+      <w:suff w:val="space"/>
+      <w:lvlText w:val="%1."/>
+      <w:lvlJc w:val="left"/>
+    </w:lvl>
+  </w:abstractNum>
+  <w:abstractNum w:abstractNumId="10">
+    <w:nsid w:val="6C63471C"/>
+    <w:multiLevelType w:val="singleLevel"/>
+    <w:tmpl w:val="6C63471C"/>
+    <w:lvl w:ilvl="0" w:tentative="0">
+      <w:start w:val="1"/>
+      <w:numFmt w:val="decimal"/>
+      <w:suff w:val="space"/>
+      <w:lvlText w:val="%1."/>
+      <w:lvlJc w:val="left"/>
+      <w:pPr>
+        <w:ind w:left="840"/>
+      </w:pPr>
+    </w:lvl>
+  </w:abstractNum>
   <w:num w:numId="1">
+    <w:abstractNumId w:val="8"/>
+  </w:num>
+  <w:num w:numId="2">
+    <w:abstractNumId w:val="3"/>
+  </w:num>
+  <w:num w:numId="3">
+    <w:abstractNumId w:val="0"/>
+  </w:num>
+  <w:num w:numId="4">
+    <w:abstractNumId w:val="9"/>
+  </w:num>
+  <w:num w:numId="5">
+    <w:abstractNumId w:val="6"/>
+  </w:num>
+  <w:num w:numId="6">
+    <w:abstractNumId w:val="10"/>
+  </w:num>
+  <w:num w:numId="7">
+    <w:abstractNumId w:val="4"/>
+  </w:num>
+  <w:num w:numId="8">
+    <w:abstractNumId w:val="5"/>
+  </w:num>
+  <w:num w:numId="9">
+    <w:abstractNumId w:val="7"/>
+  </w:num>
+  <w:num w:numId="10">
     <w:abstractNumId w:val="2"/>
   </w:num>
-  <w:num w:numId="2">
-    <w:abstractNumId w:val="0"/>
-  </w:num>
-  <w:num w:numId="3">
+  <w:num w:numId="11">
     <w:abstractNumId w:val="1"/>
   </w:num>
 </w:numbering>
@@ -1151,7 +3752,7 @@
   <w:docDefaults>
     <w:rPrDefault>
       <w:rPr>
-        <w:rFonts w:asciiTheme="minorHAnsi" w:hAnsiTheme="minorHAnsi" w:eastAsiaTheme="minorEastAsia" w:cstheme="minorBidi"/>
+        <w:rFonts w:ascii="Times New Roman" w:hAnsi="Times New Roman" w:eastAsia="SimSun" w:cs="Times New Roman"/>
       </w:rPr>
     </w:rPrDefault>
     <w:pPrDefault/>
@@ -1222,7 +3823,7 @@
     <w:lsdException w:qFormat="1" w:unhideWhenUsed="0" w:uiPriority="0" w:semiHidden="0" w:name="Title"/>
     <w:lsdException w:unhideWhenUsed="0" w:uiPriority="0" w:semiHidden="0" w:name="Closing"/>
     <w:lsdException w:unhideWhenUsed="0" w:uiPriority="0" w:semiHidden="0" w:name="Signature"/>
-    <w:lsdException w:unhideWhenUsed="0" w:uiPriority="0" w:name="Default Paragraph Font"/>
+    <w:lsdException w:qFormat="1" w:unhideWhenUsed="0" w:uiPriority="0" w:name="Default Paragraph Font"/>
     <w:lsdException w:unhideWhenUsed="0" w:uiPriority="0" w:semiHidden="0" w:name="Body Text"/>
     <w:lsdException w:unhideWhenUsed="0" w:uiPriority="0" w:semiHidden="0" w:name="Body Text Indent"/>
     <w:lsdException w:unhideWhenUsed="0" w:uiPriority="0" w:semiHidden="0" w:name="List Continue"/>
@@ -1305,7 +3906,7 @@
     <w:lsdException w:unhideWhenUsed="0" w:uiPriority="0" w:semiHidden="0" w:name="Table Web 2"/>
     <w:lsdException w:unhideWhenUsed="0" w:uiPriority="0" w:semiHidden="0" w:name="Table Web 3"/>
     <w:lsdException w:unhideWhenUsed="0" w:uiPriority="0" w:semiHidden="0" w:name="Balloon Text"/>
-    <w:lsdException w:unhideWhenUsed="0" w:uiPriority="0" w:semiHidden="0" w:name="Table Grid"/>
+    <w:lsdException w:qFormat="1" w:unhideWhenUsed="0" w:uiPriority="0" w:semiHidden="0" w:name="Table Grid"/>
     <w:lsdException w:unhideWhenUsed="0" w:uiPriority="0" w:semiHidden="0" w:name="Table Theme"/>
     <w:lsdException w:unhideWhenUsed="0" w:uiPriority="60" w:semiHidden="0" w:name="Light Shading"/>
     <w:lsdException w:unhideWhenUsed="0" w:uiPriority="61" w:semiHidden="0" w:name="Light List"/>
@@ -1436,6 +4037,27 @@
     </w:rPr>
   </w:style>
   <w:style w:type="paragraph" w:styleId="3">
+    <w:name w:val="heading 2"/>
+    <w:next w:val="1"/>
+    <w:semiHidden/>
+    <w:unhideWhenUsed/>
+    <w:qFormat/>
+    <w:uiPriority w:val="0"/>
+    <w:pPr>
+      <w:spacing w:before="0" w:beforeAutospacing="1" w:after="0" w:afterAutospacing="1"/>
+      <w:jc w:val="left"/>
+    </w:pPr>
+    <w:rPr>
+      <w:rFonts w:hint="eastAsia" w:ascii="SimSun" w:hAnsi="SimSun" w:eastAsia="SimSun" w:cs="SimSun"/>
+      <w:b/>
+      <w:bCs/>
+      <w:kern w:val="0"/>
+      <w:sz w:val="36"/>
+      <w:szCs w:val="36"/>
+      <w:lang w:val="en-US" w:eastAsia="zh-CN" w:bidi="ar"/>
+    </w:rPr>
+  </w:style>
+  <w:style w:type="paragraph" w:styleId="4">
     <w:name w:val="heading 4"/>
     <w:basedOn w:val="1"/>
     <w:next w:val="1"/>
@@ -1455,7 +4077,7 @@
       <w:szCs w:val="28"/>
     </w:rPr>
   </w:style>
-  <w:style w:type="paragraph" w:styleId="4">
+  <w:style w:type="paragraph" w:styleId="5">
     <w:name w:val="heading 5"/>
     <w:basedOn w:val="1"/>
     <w:next w:val="1"/>
@@ -1475,7 +4097,7 @@
       <w:szCs w:val="28"/>
     </w:rPr>
   </w:style>
-  <w:style w:type="paragraph" w:styleId="5">
+  <w:style w:type="paragraph" w:styleId="6">
     <w:name w:val="heading 6"/>
     <w:basedOn w:val="1"/>
     <w:next w:val="1"/>
@@ -1495,12 +4117,13 @@
       <w:szCs w:val="24"/>
     </w:rPr>
   </w:style>
-  <w:style w:type="character" w:default="1" w:styleId="6">
+  <w:style w:type="character" w:default="1" w:styleId="7">
     <w:name w:val="Default Paragraph Font"/>
     <w:semiHidden/>
+    <w:qFormat/>
     <w:uiPriority w:val="0"/>
   </w:style>
-  <w:style w:type="table" w:default="1" w:styleId="7">
+  <w:style w:type="table" w:default="1" w:styleId="8">
     <w:name w:val="Normal Table"/>
     <w:semiHidden/>
     <w:qFormat/>
@@ -1514,9 +4137,20 @@
       </w:tblCellMar>
     </w:tblPr>
   </w:style>
-  <w:style w:type="table" w:styleId="8">
+  <w:style w:type="character" w:styleId="9">
+    <w:name w:val="Strong"/>
+    <w:basedOn w:val="7"/>
+    <w:qFormat/>
+    <w:uiPriority w:val="0"/>
+    <w:rPr>
+      <w:b/>
+      <w:bCs/>
+    </w:rPr>
+  </w:style>
+  <w:style w:type="table" w:styleId="10">
     <w:name w:val="Table Grid"/>
-    <w:basedOn w:val="7"/>
+    <w:basedOn w:val="8"/>
+    <w:qFormat/>
     <w:uiPriority w:val="0"/>
     <w:pPr>
       <w:widowControl w:val="0"/>
